--- a/reports/research_report.docx
+++ b/reports/research_report.docx
@@ -38,7 +38,7 @@
           <w:color w:val="404040"/>
           <w:sz w:val="36"/>
         </w:rPr>
-        <w:t>Phase 1 研究報告：市場事件研究（Market Event Research）</w:t>
+        <w:t>Phase 1 &amp; 2 研究報告：市場事件研究與 Breakeven 資料集</w:t>
       </w:r>
     </w:p>
     <w:p/>
@@ -2030,6 +2030,11 @@
       </w:r>
     </w:p>
     <w:p>
+      <w:r>
+        <w:br w:type="page"/>
+      </w:r>
+    </w:p>
+    <w:p>
       <w:pPr>
         <w:pStyle w:val="Heading1"/>
       </w:pPr>
@@ -2039,7 +2044,20 @@
           <w:b/>
           <w:sz w:val="36"/>
         </w:rPr>
-        <w:t>7. 下一步</w:t>
+        <w:t>Part B: Phase 2 — Breakeven Dataset（真實選擇權資料）</w:t>
+      </w:r>
+    </w:p>
+    <w:p>
+      <w:pPr>
+        <w:pStyle w:val="Heading2"/>
+      </w:pPr>
+      <w:r>
+        <w:rPr>
+          <w:rFonts w:ascii="Microsoft JhengHei" w:hAnsi="Microsoft JhengHei" w:eastAsia="Microsoft JhengHei"/>
+          <w:b/>
+          <w:sz w:val="28"/>
+        </w:rPr>
+        <w:t>1. 資料與方法</w:t>
       </w:r>
     </w:p>
     <w:p>
@@ -2048,7 +2066,1415 @@
           <w:rFonts w:ascii="Microsoft JhengHei" w:hAnsi="Microsoft JhengHei" w:eastAsia="Microsoft JhengHei"/>
           <w:sz w:val="22"/>
         </w:rPr>
-        <w:t>Phase 2 需要真實歷史選擇權資料（bid/ask, IV, OI, delta），以建立真正的 breakeven 門檻、計算扣除交易成本後的真實 PnL，並重新檢驗 H2。</w:t>
+        <w:t>• 資料來源：ORATS Data API, History (EOD) 方案</w:t>
+      </w:r>
+    </w:p>
+    <w:p>
+      <w:r>
+        <w:rPr>
+          <w:rFonts w:ascii="Microsoft JhengHei" w:hAnsi="Microsoft JhengHei" w:eastAsia="Microsoft JhengHei"/>
+          <w:sz w:val="22"/>
+        </w:rPr>
+        <w:t>• 資料層級：Full-research tier — 真實 bid/ask, IV, delta, open interest</w:t>
+      </w:r>
+    </w:p>
+    <w:p>
+      <w:r>
+        <w:rPr>
+          <w:rFonts w:ascii="Microsoft JhengHei" w:hAnsi="Microsoft JhengHei" w:eastAsia="Microsoft JhengHei"/>
+          <w:sz w:val="22"/>
+        </w:rPr>
+        <w:t>• 回測期間：2013-01-01 至 2026-08-07（實測驗證：2013 年前 20-40 DTE 合約覆蓋率過低）</w:t>
+      </w:r>
+    </w:p>
+    <w:p>
+      <w:r>
+        <w:rPr>
+          <w:rFonts w:ascii="Microsoft JhengHei" w:hAnsi="Microsoft JhengHei" w:eastAsia="Microsoft JhengHei"/>
+          <w:sz w:val="22"/>
+        </w:rPr>
+        <w:t>• 進場規則：每週五，最接近 ATM strike，20-40 DTE 中最接近 30 DTE 的到期日，持有至到期</w:t>
+      </w:r>
+    </w:p>
+    <w:p>
+      <w:r>
+        <w:rPr>
+          <w:rFonts w:ascii="Microsoft JhengHei" w:hAnsi="Microsoft JhengHei" w:eastAsia="Microsoft JhengHei"/>
+          <w:sz w:val="22"/>
+        </w:rPr>
+        <w:t>開發過程中發現並修正兩個資料正確性問題：(1) ORATS 到期日採 OCC 慣例標示為結算星期六而非實際交易日星期五，已修正為自動回溯最近交易日；(2) 到期損益計算原本誤用股息調整後價格（adj_close），造成長年股息調整累積的假性大幅跳空，已修正為使用未調整實際成交價（close）。詳見 reports/limitations.md。</w:t>
+      </w:r>
+    </w:p>
+    <w:p>
+      <w:pPr>
+        <w:pStyle w:val="Heading2"/>
+      </w:pPr>
+      <w:r>
+        <w:rPr>
+          <w:rFonts w:ascii="Microsoft JhengHei" w:hAnsi="Microsoft JhengHei" w:eastAsia="Microsoft JhengHei"/>
+          <w:b/>
+          <w:sz w:val="28"/>
+        </w:rPr>
+        <w:t>2. 主要結果：H2（SPY, 20th percentile threshold）</w:t>
+      </w:r>
+    </w:p>
+    <w:tbl>
+      <w:tblPr>
+        <w:tblStyle w:val="LightGrid-Accent1"/>
+        <w:tblW w:type="auto" w:w="0"/>
+        <w:tblLook w:firstColumn="1" w:firstRow="1" w:lastColumn="0" w:lastRow="0" w:noHBand="0" w:noVBand="1" w:val="04A0"/>
+      </w:tblPr>
+      <w:tblGrid>
+        <w:gridCol w:w="4320"/>
+        <w:gridCol w:w="4320"/>
+      </w:tblGrid>
+      <w:tr>
+        <w:tc>
+          <w:tcPr>
+            <w:tcW w:type="dxa" w:w="4320"/>
+          </w:tcPr>
+          <w:p>
+            <w:r>
+              <w:rPr>
+                <w:rFonts w:ascii="Microsoft JhengHei" w:hAnsi="Microsoft JhengHei" w:eastAsia="Microsoft JhengHei"/>
+                <w:b/>
+              </w:rPr>
+              <w:t>統計量</w:t>
+            </w:r>
+          </w:p>
+        </w:tc>
+        <w:tc>
+          <w:tcPr>
+            <w:tcW w:type="dxa" w:w="4320"/>
+          </w:tcPr>
+          <w:p>
+            <w:r>
+              <w:rPr>
+                <w:rFonts w:ascii="Microsoft JhengHei" w:hAnsi="Microsoft JhengHei" w:eastAsia="Microsoft JhengHei"/>
+                <w:b/>
+              </w:rPr>
+              <w:t>數值</w:t>
+            </w:r>
+          </w:p>
+        </w:tc>
+      </w:tr>
+      <w:tr>
+        <w:tc>
+          <w:tcPr>
+            <w:tcW w:type="dxa" w:w="4320"/>
+          </w:tcPr>
+          <w:p>
+            <w:r>
+              <w:rPr>
+                <w:rFonts w:ascii="Microsoft JhengHei" w:hAnsi="Microsoft JhengHei" w:eastAsia="Microsoft JhengHei"/>
+              </w:rPr>
+              <w:t>有效交易週數</w:t>
+            </w:r>
+          </w:p>
+        </w:tc>
+        <w:tc>
+          <w:tcPr>
+            <w:tcW w:type="dxa" w:w="4320"/>
+          </w:tcPr>
+          <w:p>
+            <w:r>
+              <w:rPr>
+                <w:rFonts w:ascii="Microsoft JhengHei" w:hAnsi="Microsoft JhengHei" w:eastAsia="Microsoft JhengHei"/>
+              </w:rPr>
+              <w:t>681</w:t>
+            </w:r>
+          </w:p>
+        </w:tc>
+      </w:tr>
+      <w:tr>
+        <w:tc>
+          <w:tcPr>
+            <w:tcW w:type="dxa" w:w="4320"/>
+          </w:tcPr>
+          <w:p>
+            <w:r>
+              <w:rPr>
+                <w:rFonts w:ascii="Microsoft JhengHei" w:hAnsi="Microsoft JhengHei" w:eastAsia="Microsoft JhengHei"/>
+              </w:rPr>
+              <w:t>Compression 週數</w:t>
+            </w:r>
+          </w:p>
+        </w:tc>
+        <w:tc>
+          <w:tcPr>
+            <w:tcW w:type="dxa" w:w="4320"/>
+          </w:tcPr>
+          <w:p>
+            <w:r>
+              <w:rPr>
+                <w:rFonts w:ascii="Microsoft JhengHei" w:hAnsi="Microsoft JhengHei" w:eastAsia="Microsoft JhengHei"/>
+              </w:rPr>
+              <w:t>74</w:t>
+            </w:r>
+          </w:p>
+        </w:tc>
+      </w:tr>
+      <w:tr>
+        <w:tc>
+          <w:tcPr>
+            <w:tcW w:type="dxa" w:w="4320"/>
+          </w:tcPr>
+          <w:p>
+            <w:r>
+              <w:rPr>
+                <w:rFonts w:ascii="Microsoft JhengHei" w:hAnsi="Microsoft JhengHei" w:eastAsia="Microsoft JhengHei"/>
+              </w:rPr>
+              <w:t>P(breakeven | compression)</w:t>
+            </w:r>
+          </w:p>
+        </w:tc>
+        <w:tc>
+          <w:tcPr>
+            <w:tcW w:type="dxa" w:w="4320"/>
+          </w:tcPr>
+          <w:p>
+            <w:r>
+              <w:rPr>
+                <w:rFonts w:ascii="Microsoft JhengHei" w:hAnsi="Microsoft JhengHei" w:eastAsia="Microsoft JhengHei"/>
+              </w:rPr>
+              <w:t>41.9%  (95% bootstrap CI: [31.1%, 52.7%])</w:t>
+            </w:r>
+          </w:p>
+        </w:tc>
+      </w:tr>
+      <w:tr>
+        <w:tc>
+          <w:tcPr>
+            <w:tcW w:type="dxa" w:w="4320"/>
+          </w:tcPr>
+          <w:p>
+            <w:r>
+              <w:rPr>
+                <w:rFonts w:ascii="Microsoft JhengHei" w:hAnsi="Microsoft JhengHei" w:eastAsia="Microsoft JhengHei"/>
+              </w:rPr>
+              <w:t>P(breakeven) 無條件</w:t>
+            </w:r>
+          </w:p>
+        </w:tc>
+        <w:tc>
+          <w:tcPr>
+            <w:tcW w:type="dxa" w:w="4320"/>
+          </w:tcPr>
+          <w:p>
+            <w:r>
+              <w:rPr>
+                <w:rFonts w:ascii="Microsoft JhengHei" w:hAnsi="Microsoft JhengHei" w:eastAsia="Microsoft JhengHei"/>
+              </w:rPr>
+              <w:t>41.6%  (95% bootstrap CI: [37.7%, 45.4%])</w:t>
+            </w:r>
+          </w:p>
+        </w:tc>
+      </w:tr>
+      <w:tr>
+        <w:tc>
+          <w:tcPr>
+            <w:tcW w:type="dxa" w:w="4320"/>
+          </w:tcPr>
+          <w:p>
+            <w:r>
+              <w:rPr>
+                <w:rFonts w:ascii="Microsoft JhengHei" w:hAnsi="Microsoft JhengHei" w:eastAsia="Microsoft JhengHei"/>
+              </w:rPr>
+              <w:t>Probability ratio</w:t>
+            </w:r>
+          </w:p>
+        </w:tc>
+        <w:tc>
+          <w:tcPr>
+            <w:tcW w:type="dxa" w:w="4320"/>
+          </w:tcPr>
+          <w:p>
+            <w:r>
+              <w:rPr>
+                <w:rFonts w:ascii="Microsoft JhengHei" w:hAnsi="Microsoft JhengHei" w:eastAsia="Microsoft JhengHei"/>
+              </w:rPr>
+              <w:t>1.008</w:t>
+            </w:r>
+          </w:p>
+        </w:tc>
+      </w:tr>
+      <w:tr>
+        <w:tc>
+          <w:tcPr>
+            <w:tcW w:type="dxa" w:w="4320"/>
+          </w:tcPr>
+          <w:p>
+            <w:r>
+              <w:rPr>
+                <w:rFonts w:ascii="Microsoft JhengHei" w:hAnsi="Microsoft JhengHei" w:eastAsia="Microsoft JhengHei"/>
+              </w:rPr>
+              <w:t>平均 net PnL (compression)</w:t>
+            </w:r>
+          </w:p>
+        </w:tc>
+        <w:tc>
+          <w:tcPr>
+            <w:tcW w:type="dxa" w:w="4320"/>
+          </w:tcPr>
+          <w:p>
+            <w:r>
+              <w:rPr>
+                <w:rFonts w:ascii="Microsoft JhengHei" w:hAnsi="Microsoft JhengHei" w:eastAsia="Microsoft JhengHei"/>
+              </w:rPr>
+              <w:t>-$195.56 / 口</w:t>
+            </w:r>
+          </w:p>
+        </w:tc>
+      </w:tr>
+      <w:tr>
+        <w:tc>
+          <w:tcPr>
+            <w:tcW w:type="dxa" w:w="4320"/>
+          </w:tcPr>
+          <w:p>
+            <w:r>
+              <w:rPr>
+                <w:rFonts w:ascii="Microsoft JhengHei" w:hAnsi="Microsoft JhengHei" w:eastAsia="Microsoft JhengHei"/>
+              </w:rPr>
+              <w:t>平均 net PnL (normal)</w:t>
+            </w:r>
+          </w:p>
+        </w:tc>
+        <w:tc>
+          <w:tcPr>
+            <w:tcW w:type="dxa" w:w="4320"/>
+          </w:tcPr>
+          <w:p>
+            <w:r>
+              <w:rPr>
+                <w:rFonts w:ascii="Microsoft JhengHei" w:hAnsi="Microsoft JhengHei" w:eastAsia="Microsoft JhengHei"/>
+              </w:rPr>
+              <w:t>-$38.89 / 口</w:t>
+            </w:r>
+          </w:p>
+        </w:tc>
+      </w:tr>
+      <w:tr>
+        <w:tc>
+          <w:tcPr>
+            <w:tcW w:type="dxa" w:w="4320"/>
+          </w:tcPr>
+          <w:p>
+            <w:r>
+              <w:rPr>
+                <w:rFonts w:ascii="Microsoft JhengHei" w:hAnsi="Microsoft JhengHei" w:eastAsia="Microsoft JhengHei"/>
+              </w:rPr>
+              <w:t>Welch's t-test (PnL 差異)</w:t>
+            </w:r>
+          </w:p>
+        </w:tc>
+        <w:tc>
+          <w:tcPr>
+            <w:tcW w:type="dxa" w:w="4320"/>
+          </w:tcPr>
+          <w:p>
+            <w:r>
+              <w:rPr>
+                <w:rFonts w:ascii="Microsoft JhengHei" w:hAnsi="Microsoft JhengHei" w:eastAsia="Microsoft JhengHei"/>
+              </w:rPr>
+              <w:t>p = 0.088</w:t>
+            </w:r>
+          </w:p>
+        </w:tc>
+      </w:tr>
+    </w:tbl>
+    <w:p/>
+    <w:p>
+      <w:r>
+        <w:rPr>
+          <w:rFonts w:ascii="Microsoft JhengHei" w:hAnsi="Microsoft JhengHei" w:eastAsia="Microsoft JhengHei"/>
+          <w:sz w:val="22"/>
+        </w:rPr>
+        <w:t>結論：H2 沒有被支持，是乾淨的虛無結果。Compression 下的條件 breakeven 機率（41.9%）與無條件機率（41.6%）幾乎相同，95% bootstrap 信賴區間高度重疊。這與H1（未來絕對報酬顯著更小）形成對比：compression 狀態下 IV／權利金通常也同步偏低，breakeven 門檻跟著收窄，兩個效應大致互相抵銷。</w:t>
+      </w:r>
+    </w:p>
+    <w:p>
+      <w:pPr>
+        <w:pStyle w:val="Heading2"/>
+      </w:pPr>
+      <w:r>
+        <w:rPr>
+          <w:rFonts w:ascii="Microsoft JhengHei" w:hAnsi="Microsoft JhengHei" w:eastAsia="Microsoft JhengHei"/>
+          <w:b/>
+          <w:sz w:val="28"/>
+        </w:rPr>
+        <w:t>3. 穩健性分析（6 規格皆無顯著差異，但方向一致偏負）</w:t>
+      </w:r>
+    </w:p>
+    <w:tbl>
+      <w:tblPr>
+        <w:tblStyle w:val="LightGrid-Accent1"/>
+        <w:tblW w:type="auto" w:w="0"/>
+        <w:tblLook w:firstColumn="1" w:firstRow="1" w:lastColumn="0" w:lastRow="0" w:noHBand="0" w:noVBand="1" w:val="04A0"/>
+      </w:tblPr>
+      <w:tblGrid>
+        <w:gridCol w:w="960"/>
+        <w:gridCol w:w="960"/>
+        <w:gridCol w:w="960"/>
+        <w:gridCol w:w="960"/>
+        <w:gridCol w:w="960"/>
+        <w:gridCol w:w="960"/>
+        <w:gridCol w:w="960"/>
+        <w:gridCol w:w="960"/>
+        <w:gridCol w:w="960"/>
+      </w:tblGrid>
+      <w:tr>
+        <w:tc>
+          <w:tcPr>
+            <w:tcW w:type="dxa" w:w="960"/>
+          </w:tcPr>
+          <w:p>
+            <w:r>
+              <w:rPr>
+                <w:rFonts w:ascii="Microsoft JhengHei" w:hAnsi="Microsoft JhengHei" w:eastAsia="Microsoft JhengHei"/>
+                <w:b/>
+                <w:sz w:val="18"/>
+              </w:rPr>
+              <w:t>Ticker</w:t>
+            </w:r>
+          </w:p>
+        </w:tc>
+        <w:tc>
+          <w:tcPr>
+            <w:tcW w:type="dxa" w:w="960"/>
+          </w:tcPr>
+          <w:p>
+            <w:r>
+              <w:rPr>
+                <w:rFonts w:ascii="Microsoft JhengHei" w:hAnsi="Microsoft JhengHei" w:eastAsia="Microsoft JhengHei"/>
+                <w:b/>
+                <w:sz w:val="18"/>
+              </w:rPr>
+              <w:t>Thresh.</w:t>
+            </w:r>
+          </w:p>
+        </w:tc>
+        <w:tc>
+          <w:tcPr>
+            <w:tcW w:type="dxa" w:w="960"/>
+          </w:tcPr>
+          <w:p>
+            <w:r>
+              <w:rPr>
+                <w:rFonts w:ascii="Microsoft JhengHei" w:hAnsi="Microsoft JhengHei" w:eastAsia="Microsoft JhengHei"/>
+                <w:b/>
+                <w:sz w:val="18"/>
+              </w:rPr>
+              <w:t>n(comp)</w:t>
+            </w:r>
+          </w:p>
+        </w:tc>
+        <w:tc>
+          <w:tcPr>
+            <w:tcW w:type="dxa" w:w="960"/>
+          </w:tcPr>
+          <w:p>
+            <w:r>
+              <w:rPr>
+                <w:rFonts w:ascii="Microsoft JhengHei" w:hAnsi="Microsoft JhengHei" w:eastAsia="Microsoft JhengHei"/>
+                <w:b/>
+                <w:sz w:val="18"/>
+              </w:rPr>
+              <w:t>P(be|comp)</w:t>
+            </w:r>
+          </w:p>
+        </w:tc>
+        <w:tc>
+          <w:tcPr>
+            <w:tcW w:type="dxa" w:w="960"/>
+          </w:tcPr>
+          <w:p>
+            <w:r>
+              <w:rPr>
+                <w:rFonts w:ascii="Microsoft JhengHei" w:hAnsi="Microsoft JhengHei" w:eastAsia="Microsoft JhengHei"/>
+                <w:b/>
+                <w:sz w:val="18"/>
+              </w:rPr>
+              <w:t>P(be) uncond</w:t>
+            </w:r>
+          </w:p>
+        </w:tc>
+        <w:tc>
+          <w:tcPr>
+            <w:tcW w:type="dxa" w:w="960"/>
+          </w:tcPr>
+          <w:p>
+            <w:r>
+              <w:rPr>
+                <w:rFonts w:ascii="Microsoft JhengHei" w:hAnsi="Microsoft JhengHei" w:eastAsia="Microsoft JhengHei"/>
+                <w:b/>
+                <w:sz w:val="18"/>
+              </w:rPr>
+              <w:t>Ratio</w:t>
+            </w:r>
+          </w:p>
+        </w:tc>
+        <w:tc>
+          <w:tcPr>
+            <w:tcW w:type="dxa" w:w="960"/>
+          </w:tcPr>
+          <w:p>
+            <w:r>
+              <w:rPr>
+                <w:rFonts w:ascii="Microsoft JhengHei" w:hAnsi="Microsoft JhengHei" w:eastAsia="Microsoft JhengHei"/>
+                <w:b/>
+                <w:sz w:val="18"/>
+              </w:rPr>
+              <w:t>PnL(comp)</w:t>
+            </w:r>
+          </w:p>
+        </w:tc>
+        <w:tc>
+          <w:tcPr>
+            <w:tcW w:type="dxa" w:w="960"/>
+          </w:tcPr>
+          <w:p>
+            <w:r>
+              <w:rPr>
+                <w:rFonts w:ascii="Microsoft JhengHei" w:hAnsi="Microsoft JhengHei" w:eastAsia="Microsoft JhengHei"/>
+                <w:b/>
+                <w:sz w:val="18"/>
+              </w:rPr>
+              <w:t>PnL(normal)</w:t>
+            </w:r>
+          </w:p>
+        </w:tc>
+        <w:tc>
+          <w:tcPr>
+            <w:tcW w:type="dxa" w:w="960"/>
+          </w:tcPr>
+          <w:p>
+            <w:r>
+              <w:rPr>
+                <w:rFonts w:ascii="Microsoft JhengHei" w:hAnsi="Microsoft JhengHei" w:eastAsia="Microsoft JhengHei"/>
+                <w:b/>
+                <w:sz w:val="18"/>
+              </w:rPr>
+              <w:t>Welch p</w:t>
+            </w:r>
+          </w:p>
+        </w:tc>
+      </w:tr>
+      <w:tr>
+        <w:tc>
+          <w:tcPr>
+            <w:tcW w:type="dxa" w:w="960"/>
+          </w:tcPr>
+          <w:p>
+            <w:r>
+              <w:rPr>
+                <w:rFonts w:ascii="Microsoft JhengHei" w:hAnsi="Microsoft JhengHei" w:eastAsia="Microsoft JhengHei"/>
+                <w:sz w:val="18"/>
+              </w:rPr>
+              <w:t>SPY</w:t>
+            </w:r>
+          </w:p>
+        </w:tc>
+        <w:tc>
+          <w:tcPr>
+            <w:tcW w:type="dxa" w:w="960"/>
+          </w:tcPr>
+          <w:p>
+            <w:r>
+              <w:rPr>
+                <w:rFonts w:ascii="Microsoft JhengHei" w:hAnsi="Microsoft JhengHei" w:eastAsia="Microsoft JhengHei"/>
+                <w:sz w:val="18"/>
+              </w:rPr>
+              <w:t>10%</w:t>
+            </w:r>
+          </w:p>
+        </w:tc>
+        <w:tc>
+          <w:tcPr>
+            <w:tcW w:type="dxa" w:w="960"/>
+          </w:tcPr>
+          <w:p>
+            <w:r>
+              <w:rPr>
+                <w:rFonts w:ascii="Microsoft JhengHei" w:hAnsi="Microsoft JhengHei" w:eastAsia="Microsoft JhengHei"/>
+                <w:sz w:val="18"/>
+              </w:rPr>
+              <w:t>26</w:t>
+            </w:r>
+          </w:p>
+        </w:tc>
+        <w:tc>
+          <w:tcPr>
+            <w:tcW w:type="dxa" w:w="960"/>
+          </w:tcPr>
+          <w:p>
+            <w:r>
+              <w:rPr>
+                <w:rFonts w:ascii="Microsoft JhengHei" w:hAnsi="Microsoft JhengHei" w:eastAsia="Microsoft JhengHei"/>
+                <w:sz w:val="18"/>
+              </w:rPr>
+              <w:t>46.2%</w:t>
+            </w:r>
+          </w:p>
+        </w:tc>
+        <w:tc>
+          <w:tcPr>
+            <w:tcW w:type="dxa" w:w="960"/>
+          </w:tcPr>
+          <w:p>
+            <w:r>
+              <w:rPr>
+                <w:rFonts w:ascii="Microsoft JhengHei" w:hAnsi="Microsoft JhengHei" w:eastAsia="Microsoft JhengHei"/>
+                <w:sz w:val="18"/>
+              </w:rPr>
+              <w:t>41.6%</w:t>
+            </w:r>
+          </w:p>
+        </w:tc>
+        <w:tc>
+          <w:tcPr>
+            <w:tcW w:type="dxa" w:w="960"/>
+          </w:tcPr>
+          <w:p>
+            <w:r>
+              <w:rPr>
+                <w:rFonts w:ascii="Microsoft JhengHei" w:hAnsi="Microsoft JhengHei" w:eastAsia="Microsoft JhengHei"/>
+                <w:sz w:val="18"/>
+              </w:rPr>
+              <w:t>1.11</w:t>
+            </w:r>
+          </w:p>
+        </w:tc>
+        <w:tc>
+          <w:tcPr>
+            <w:tcW w:type="dxa" w:w="960"/>
+          </w:tcPr>
+          <w:p>
+            <w:r>
+              <w:rPr>
+                <w:rFonts w:ascii="Microsoft JhengHei" w:hAnsi="Microsoft JhengHei" w:eastAsia="Microsoft JhengHei"/>
+                <w:sz w:val="18"/>
+              </w:rPr>
+              <w:t>$-223</w:t>
+            </w:r>
+          </w:p>
+        </w:tc>
+        <w:tc>
+          <w:tcPr>
+            <w:tcW w:type="dxa" w:w="960"/>
+          </w:tcPr>
+          <w:p>
+            <w:r>
+              <w:rPr>
+                <w:rFonts w:ascii="Microsoft JhengHei" w:hAnsi="Microsoft JhengHei" w:eastAsia="Microsoft JhengHei"/>
+                <w:sz w:val="18"/>
+              </w:rPr>
+              <w:t>$-49</w:t>
+            </w:r>
+          </w:p>
+        </w:tc>
+        <w:tc>
+          <w:tcPr>
+            <w:tcW w:type="dxa" w:w="960"/>
+          </w:tcPr>
+          <w:p>
+            <w:r>
+              <w:rPr>
+                <w:rFonts w:ascii="Microsoft JhengHei" w:hAnsi="Microsoft JhengHei" w:eastAsia="Microsoft JhengHei"/>
+                <w:sz w:val="18"/>
+              </w:rPr>
+              <w:t>0.201</w:t>
+            </w:r>
+          </w:p>
+        </w:tc>
+      </w:tr>
+      <w:tr>
+        <w:tc>
+          <w:tcPr>
+            <w:tcW w:type="dxa" w:w="960"/>
+          </w:tcPr>
+          <w:p>
+            <w:r>
+              <w:rPr>
+                <w:rFonts w:ascii="Microsoft JhengHei" w:hAnsi="Microsoft JhengHei" w:eastAsia="Microsoft JhengHei"/>
+                <w:sz w:val="18"/>
+              </w:rPr>
+              <w:t>SPY</w:t>
+            </w:r>
+          </w:p>
+        </w:tc>
+        <w:tc>
+          <w:tcPr>
+            <w:tcW w:type="dxa" w:w="960"/>
+          </w:tcPr>
+          <w:p>
+            <w:r>
+              <w:rPr>
+                <w:rFonts w:ascii="Microsoft JhengHei" w:hAnsi="Microsoft JhengHei" w:eastAsia="Microsoft JhengHei"/>
+                <w:sz w:val="18"/>
+              </w:rPr>
+              <w:t>20%</w:t>
+            </w:r>
+          </w:p>
+        </w:tc>
+        <w:tc>
+          <w:tcPr>
+            <w:tcW w:type="dxa" w:w="960"/>
+          </w:tcPr>
+          <w:p>
+            <w:r>
+              <w:rPr>
+                <w:rFonts w:ascii="Microsoft JhengHei" w:hAnsi="Microsoft JhengHei" w:eastAsia="Microsoft JhengHei"/>
+                <w:sz w:val="18"/>
+              </w:rPr>
+              <w:t>74</w:t>
+            </w:r>
+          </w:p>
+        </w:tc>
+        <w:tc>
+          <w:tcPr>
+            <w:tcW w:type="dxa" w:w="960"/>
+          </w:tcPr>
+          <w:p>
+            <w:r>
+              <w:rPr>
+                <w:rFonts w:ascii="Microsoft JhengHei" w:hAnsi="Microsoft JhengHei" w:eastAsia="Microsoft JhengHei"/>
+                <w:sz w:val="18"/>
+              </w:rPr>
+              <w:t>41.9%</w:t>
+            </w:r>
+          </w:p>
+        </w:tc>
+        <w:tc>
+          <w:tcPr>
+            <w:tcW w:type="dxa" w:w="960"/>
+          </w:tcPr>
+          <w:p>
+            <w:r>
+              <w:rPr>
+                <w:rFonts w:ascii="Microsoft JhengHei" w:hAnsi="Microsoft JhengHei" w:eastAsia="Microsoft JhengHei"/>
+                <w:sz w:val="18"/>
+              </w:rPr>
+              <w:t>41.6%</w:t>
+            </w:r>
+          </w:p>
+        </w:tc>
+        <w:tc>
+          <w:tcPr>
+            <w:tcW w:type="dxa" w:w="960"/>
+          </w:tcPr>
+          <w:p>
+            <w:r>
+              <w:rPr>
+                <w:rFonts w:ascii="Microsoft JhengHei" w:hAnsi="Microsoft JhengHei" w:eastAsia="Microsoft JhengHei"/>
+                <w:sz w:val="18"/>
+              </w:rPr>
+              <w:t>1.01</w:t>
+            </w:r>
+          </w:p>
+        </w:tc>
+        <w:tc>
+          <w:tcPr>
+            <w:tcW w:type="dxa" w:w="960"/>
+          </w:tcPr>
+          <w:p>
+            <w:r>
+              <w:rPr>
+                <w:rFonts w:ascii="Microsoft JhengHei" w:hAnsi="Microsoft JhengHei" w:eastAsia="Microsoft JhengHei"/>
+                <w:sz w:val="18"/>
+              </w:rPr>
+              <w:t>$-196</w:t>
+            </w:r>
+          </w:p>
+        </w:tc>
+        <w:tc>
+          <w:tcPr>
+            <w:tcW w:type="dxa" w:w="960"/>
+          </w:tcPr>
+          <w:p>
+            <w:r>
+              <w:rPr>
+                <w:rFonts w:ascii="Microsoft JhengHei" w:hAnsi="Microsoft JhengHei" w:eastAsia="Microsoft JhengHei"/>
+                <w:sz w:val="18"/>
+              </w:rPr>
+              <w:t>$-39</w:t>
+            </w:r>
+          </w:p>
+        </w:tc>
+        <w:tc>
+          <w:tcPr>
+            <w:tcW w:type="dxa" w:w="960"/>
+          </w:tcPr>
+          <w:p>
+            <w:r>
+              <w:rPr>
+                <w:rFonts w:ascii="Microsoft JhengHei" w:hAnsi="Microsoft JhengHei" w:eastAsia="Microsoft JhengHei"/>
+                <w:sz w:val="18"/>
+              </w:rPr>
+              <w:t>0.088</w:t>
+            </w:r>
+          </w:p>
+        </w:tc>
+      </w:tr>
+      <w:tr>
+        <w:tc>
+          <w:tcPr>
+            <w:tcW w:type="dxa" w:w="960"/>
+          </w:tcPr>
+          <w:p>
+            <w:r>
+              <w:rPr>
+                <w:rFonts w:ascii="Microsoft JhengHei" w:hAnsi="Microsoft JhengHei" w:eastAsia="Microsoft JhengHei"/>
+                <w:sz w:val="18"/>
+              </w:rPr>
+              <w:t>SPY</w:t>
+            </w:r>
+          </w:p>
+        </w:tc>
+        <w:tc>
+          <w:tcPr>
+            <w:tcW w:type="dxa" w:w="960"/>
+          </w:tcPr>
+          <w:p>
+            <w:r>
+              <w:rPr>
+                <w:rFonts w:ascii="Microsoft JhengHei" w:hAnsi="Microsoft JhengHei" w:eastAsia="Microsoft JhengHei"/>
+                <w:sz w:val="18"/>
+              </w:rPr>
+              <w:t>30%</w:t>
+            </w:r>
+          </w:p>
+        </w:tc>
+        <w:tc>
+          <w:tcPr>
+            <w:tcW w:type="dxa" w:w="960"/>
+          </w:tcPr>
+          <w:p>
+            <w:r>
+              <w:rPr>
+                <w:rFonts w:ascii="Microsoft JhengHei" w:hAnsi="Microsoft JhengHei" w:eastAsia="Microsoft JhengHei"/>
+                <w:sz w:val="18"/>
+              </w:rPr>
+              <w:t>145</w:t>
+            </w:r>
+          </w:p>
+        </w:tc>
+        <w:tc>
+          <w:tcPr>
+            <w:tcW w:type="dxa" w:w="960"/>
+          </w:tcPr>
+          <w:p>
+            <w:r>
+              <w:rPr>
+                <w:rFonts w:ascii="Microsoft JhengHei" w:hAnsi="Microsoft JhengHei" w:eastAsia="Microsoft JhengHei"/>
+                <w:sz w:val="18"/>
+              </w:rPr>
+              <w:t>43.5%</w:t>
+            </w:r>
+          </w:p>
+        </w:tc>
+        <w:tc>
+          <w:tcPr>
+            <w:tcW w:type="dxa" w:w="960"/>
+          </w:tcPr>
+          <w:p>
+            <w:r>
+              <w:rPr>
+                <w:rFonts w:ascii="Microsoft JhengHei" w:hAnsi="Microsoft JhengHei" w:eastAsia="Microsoft JhengHei"/>
+                <w:sz w:val="18"/>
+              </w:rPr>
+              <w:t>41.6%</w:t>
+            </w:r>
+          </w:p>
+        </w:tc>
+        <w:tc>
+          <w:tcPr>
+            <w:tcW w:type="dxa" w:w="960"/>
+          </w:tcPr>
+          <w:p>
+            <w:r>
+              <w:rPr>
+                <w:rFonts w:ascii="Microsoft JhengHei" w:hAnsi="Microsoft JhengHei" w:eastAsia="Microsoft JhengHei"/>
+                <w:sz w:val="18"/>
+              </w:rPr>
+              <w:t>1.05</w:t>
+            </w:r>
+          </w:p>
+        </w:tc>
+        <w:tc>
+          <w:tcPr>
+            <w:tcW w:type="dxa" w:w="960"/>
+          </w:tcPr>
+          <w:p>
+            <w:r>
+              <w:rPr>
+                <w:rFonts w:ascii="Microsoft JhengHei" w:hAnsi="Microsoft JhengHei" w:eastAsia="Microsoft JhengHei"/>
+                <w:sz w:val="18"/>
+              </w:rPr>
+              <w:t>$-82</w:t>
+            </w:r>
+          </w:p>
+        </w:tc>
+        <w:tc>
+          <w:tcPr>
+            <w:tcW w:type="dxa" w:w="960"/>
+          </w:tcPr>
+          <w:p>
+            <w:r>
+              <w:rPr>
+                <w:rFonts w:ascii="Microsoft JhengHei" w:hAnsi="Microsoft JhengHei" w:eastAsia="Microsoft JhengHei"/>
+                <w:sz w:val="18"/>
+              </w:rPr>
+              <w:t>$-49</w:t>
+            </w:r>
+          </w:p>
+        </w:tc>
+        <w:tc>
+          <w:tcPr>
+            <w:tcW w:type="dxa" w:w="960"/>
+          </w:tcPr>
+          <w:p>
+            <w:r>
+              <w:rPr>
+                <w:rFonts w:ascii="Microsoft JhengHei" w:hAnsi="Microsoft JhengHei" w:eastAsia="Microsoft JhengHei"/>
+                <w:sz w:val="18"/>
+              </w:rPr>
+              <w:t>0.633</w:t>
+            </w:r>
+          </w:p>
+        </w:tc>
+      </w:tr>
+      <w:tr>
+        <w:tc>
+          <w:tcPr>
+            <w:tcW w:type="dxa" w:w="960"/>
+          </w:tcPr>
+          <w:p>
+            <w:r>
+              <w:rPr>
+                <w:rFonts w:ascii="Microsoft JhengHei" w:hAnsi="Microsoft JhengHei" w:eastAsia="Microsoft JhengHei"/>
+                <w:sz w:val="18"/>
+              </w:rPr>
+              <w:t>QQQ</w:t>
+            </w:r>
+          </w:p>
+        </w:tc>
+        <w:tc>
+          <w:tcPr>
+            <w:tcW w:type="dxa" w:w="960"/>
+          </w:tcPr>
+          <w:p>
+            <w:r>
+              <w:rPr>
+                <w:rFonts w:ascii="Microsoft JhengHei" w:hAnsi="Microsoft JhengHei" w:eastAsia="Microsoft JhengHei"/>
+                <w:sz w:val="18"/>
+              </w:rPr>
+              <w:t>10%</w:t>
+            </w:r>
+          </w:p>
+        </w:tc>
+        <w:tc>
+          <w:tcPr>
+            <w:tcW w:type="dxa" w:w="960"/>
+          </w:tcPr>
+          <w:p>
+            <w:r>
+              <w:rPr>
+                <w:rFonts w:ascii="Microsoft JhengHei" w:hAnsi="Microsoft JhengHei" w:eastAsia="Microsoft JhengHei"/>
+                <w:sz w:val="18"/>
+              </w:rPr>
+              <w:t>33</w:t>
+            </w:r>
+          </w:p>
+        </w:tc>
+        <w:tc>
+          <w:tcPr>
+            <w:tcW w:type="dxa" w:w="960"/>
+          </w:tcPr>
+          <w:p>
+            <w:r>
+              <w:rPr>
+                <w:rFonts w:ascii="Microsoft JhengHei" w:hAnsi="Microsoft JhengHei" w:eastAsia="Microsoft JhengHei"/>
+                <w:sz w:val="18"/>
+              </w:rPr>
+              <w:t>42.4%</w:t>
+            </w:r>
+          </w:p>
+        </w:tc>
+        <w:tc>
+          <w:tcPr>
+            <w:tcW w:type="dxa" w:w="960"/>
+          </w:tcPr>
+          <w:p>
+            <w:r>
+              <w:rPr>
+                <w:rFonts w:ascii="Microsoft JhengHei" w:hAnsi="Microsoft JhengHei" w:eastAsia="Microsoft JhengHei"/>
+                <w:sz w:val="18"/>
+              </w:rPr>
+              <w:t>44.0%</w:t>
+            </w:r>
+          </w:p>
+        </w:tc>
+        <w:tc>
+          <w:tcPr>
+            <w:tcW w:type="dxa" w:w="960"/>
+          </w:tcPr>
+          <w:p>
+            <w:r>
+              <w:rPr>
+                <w:rFonts w:ascii="Microsoft JhengHei" w:hAnsi="Microsoft JhengHei" w:eastAsia="Microsoft JhengHei"/>
+                <w:sz w:val="18"/>
+              </w:rPr>
+              <w:t>0.96</w:t>
+            </w:r>
+          </w:p>
+        </w:tc>
+        <w:tc>
+          <w:tcPr>
+            <w:tcW w:type="dxa" w:w="960"/>
+          </w:tcPr>
+          <w:p>
+            <w:r>
+              <w:rPr>
+                <w:rFonts w:ascii="Microsoft JhengHei" w:hAnsi="Microsoft JhengHei" w:eastAsia="Microsoft JhengHei"/>
+                <w:sz w:val="18"/>
+              </w:rPr>
+              <w:t>$-92</w:t>
+            </w:r>
+          </w:p>
+        </w:tc>
+        <w:tc>
+          <w:tcPr>
+            <w:tcW w:type="dxa" w:w="960"/>
+          </w:tcPr>
+          <w:p>
+            <w:r>
+              <w:rPr>
+                <w:rFonts w:ascii="Microsoft JhengHei" w:hAnsi="Microsoft JhengHei" w:eastAsia="Microsoft JhengHei"/>
+                <w:sz w:val="18"/>
+              </w:rPr>
+              <w:t>$-57</w:t>
+            </w:r>
+          </w:p>
+        </w:tc>
+        <w:tc>
+          <w:tcPr>
+            <w:tcW w:type="dxa" w:w="960"/>
+          </w:tcPr>
+          <w:p>
+            <w:r>
+              <w:rPr>
+                <w:rFonts w:ascii="Microsoft JhengHei" w:hAnsi="Microsoft JhengHei" w:eastAsia="Microsoft JhengHei"/>
+                <w:sz w:val="18"/>
+              </w:rPr>
+              <w:t>0.834</w:t>
+            </w:r>
+          </w:p>
+        </w:tc>
+      </w:tr>
+      <w:tr>
+        <w:tc>
+          <w:tcPr>
+            <w:tcW w:type="dxa" w:w="960"/>
+          </w:tcPr>
+          <w:p>
+            <w:r>
+              <w:rPr>
+                <w:rFonts w:ascii="Microsoft JhengHei" w:hAnsi="Microsoft JhengHei" w:eastAsia="Microsoft JhengHei"/>
+                <w:sz w:val="18"/>
+              </w:rPr>
+              <w:t>QQQ</w:t>
+            </w:r>
+          </w:p>
+        </w:tc>
+        <w:tc>
+          <w:tcPr>
+            <w:tcW w:type="dxa" w:w="960"/>
+          </w:tcPr>
+          <w:p>
+            <w:r>
+              <w:rPr>
+                <w:rFonts w:ascii="Microsoft JhengHei" w:hAnsi="Microsoft JhengHei" w:eastAsia="Microsoft JhengHei"/>
+                <w:sz w:val="18"/>
+              </w:rPr>
+              <w:t>20%</w:t>
+            </w:r>
+          </w:p>
+        </w:tc>
+        <w:tc>
+          <w:tcPr>
+            <w:tcW w:type="dxa" w:w="960"/>
+          </w:tcPr>
+          <w:p>
+            <w:r>
+              <w:rPr>
+                <w:rFonts w:ascii="Microsoft JhengHei" w:hAnsi="Microsoft JhengHei" w:eastAsia="Microsoft JhengHei"/>
+                <w:sz w:val="18"/>
+              </w:rPr>
+              <w:t>72</w:t>
+            </w:r>
+          </w:p>
+        </w:tc>
+        <w:tc>
+          <w:tcPr>
+            <w:tcW w:type="dxa" w:w="960"/>
+          </w:tcPr>
+          <w:p>
+            <w:r>
+              <w:rPr>
+                <w:rFonts w:ascii="Microsoft JhengHei" w:hAnsi="Microsoft JhengHei" w:eastAsia="Microsoft JhengHei"/>
+                <w:sz w:val="18"/>
+              </w:rPr>
+              <w:t>41.7%</w:t>
+            </w:r>
+          </w:p>
+        </w:tc>
+        <w:tc>
+          <w:tcPr>
+            <w:tcW w:type="dxa" w:w="960"/>
+          </w:tcPr>
+          <w:p>
+            <w:r>
+              <w:rPr>
+                <w:rFonts w:ascii="Microsoft JhengHei" w:hAnsi="Microsoft JhengHei" w:eastAsia="Microsoft JhengHei"/>
+                <w:sz w:val="18"/>
+              </w:rPr>
+              <w:t>44.0%</w:t>
+            </w:r>
+          </w:p>
+        </w:tc>
+        <w:tc>
+          <w:tcPr>
+            <w:tcW w:type="dxa" w:w="960"/>
+          </w:tcPr>
+          <w:p>
+            <w:r>
+              <w:rPr>
+                <w:rFonts w:ascii="Microsoft JhengHei" w:hAnsi="Microsoft JhengHei" w:eastAsia="Microsoft JhengHei"/>
+                <w:sz w:val="18"/>
+              </w:rPr>
+              <w:t>0.95</w:t>
+            </w:r>
+          </w:p>
+        </w:tc>
+        <w:tc>
+          <w:tcPr>
+            <w:tcW w:type="dxa" w:w="960"/>
+          </w:tcPr>
+          <w:p>
+            <w:r>
+              <w:rPr>
+                <w:rFonts w:ascii="Microsoft JhengHei" w:hAnsi="Microsoft JhengHei" w:eastAsia="Microsoft JhengHei"/>
+                <w:sz w:val="18"/>
+              </w:rPr>
+              <w:t>$-149</w:t>
+            </w:r>
+          </w:p>
+        </w:tc>
+        <w:tc>
+          <w:tcPr>
+            <w:tcW w:type="dxa" w:w="960"/>
+          </w:tcPr>
+          <w:p>
+            <w:r>
+              <w:rPr>
+                <w:rFonts w:ascii="Microsoft JhengHei" w:hAnsi="Microsoft JhengHei" w:eastAsia="Microsoft JhengHei"/>
+                <w:sz w:val="18"/>
+              </w:rPr>
+              <w:t>$-48</w:t>
+            </w:r>
+          </w:p>
+        </w:tc>
+        <w:tc>
+          <w:tcPr>
+            <w:tcW w:type="dxa" w:w="960"/>
+          </w:tcPr>
+          <w:p>
+            <w:r>
+              <w:rPr>
+                <w:rFonts w:ascii="Microsoft JhengHei" w:hAnsi="Microsoft JhengHei" w:eastAsia="Microsoft JhengHei"/>
+                <w:sz w:val="18"/>
+              </w:rPr>
+              <w:t>0.343</w:t>
+            </w:r>
+          </w:p>
+        </w:tc>
+      </w:tr>
+      <w:tr>
+        <w:tc>
+          <w:tcPr>
+            <w:tcW w:type="dxa" w:w="960"/>
+          </w:tcPr>
+          <w:p>
+            <w:r>
+              <w:rPr>
+                <w:rFonts w:ascii="Microsoft JhengHei" w:hAnsi="Microsoft JhengHei" w:eastAsia="Microsoft JhengHei"/>
+                <w:sz w:val="18"/>
+              </w:rPr>
+              <w:t>QQQ</w:t>
+            </w:r>
+          </w:p>
+        </w:tc>
+        <w:tc>
+          <w:tcPr>
+            <w:tcW w:type="dxa" w:w="960"/>
+          </w:tcPr>
+          <w:p>
+            <w:r>
+              <w:rPr>
+                <w:rFonts w:ascii="Microsoft JhengHei" w:hAnsi="Microsoft JhengHei" w:eastAsia="Microsoft JhengHei"/>
+                <w:sz w:val="18"/>
+              </w:rPr>
+              <w:t>30%</w:t>
+            </w:r>
+          </w:p>
+        </w:tc>
+        <w:tc>
+          <w:tcPr>
+            <w:tcW w:type="dxa" w:w="960"/>
+          </w:tcPr>
+          <w:p>
+            <w:r>
+              <w:rPr>
+                <w:rFonts w:ascii="Microsoft JhengHei" w:hAnsi="Microsoft JhengHei" w:eastAsia="Microsoft JhengHei"/>
+                <w:sz w:val="18"/>
+              </w:rPr>
+              <w:t>126</w:t>
+            </w:r>
+          </w:p>
+        </w:tc>
+        <w:tc>
+          <w:tcPr>
+            <w:tcW w:type="dxa" w:w="960"/>
+          </w:tcPr>
+          <w:p>
+            <w:r>
+              <w:rPr>
+                <w:rFonts w:ascii="Microsoft JhengHei" w:hAnsi="Microsoft JhengHei" w:eastAsia="Microsoft JhengHei"/>
+                <w:sz w:val="18"/>
+              </w:rPr>
+              <w:t>41.3%</w:t>
+            </w:r>
+          </w:p>
+        </w:tc>
+        <w:tc>
+          <w:tcPr>
+            <w:tcW w:type="dxa" w:w="960"/>
+          </w:tcPr>
+          <w:p>
+            <w:r>
+              <w:rPr>
+                <w:rFonts w:ascii="Microsoft JhengHei" w:hAnsi="Microsoft JhengHei" w:eastAsia="Microsoft JhengHei"/>
+                <w:sz w:val="18"/>
+              </w:rPr>
+              <w:t>44.0%</w:t>
+            </w:r>
+          </w:p>
+        </w:tc>
+        <w:tc>
+          <w:tcPr>
+            <w:tcW w:type="dxa" w:w="960"/>
+          </w:tcPr>
+          <w:p>
+            <w:r>
+              <w:rPr>
+                <w:rFonts w:ascii="Microsoft JhengHei" w:hAnsi="Microsoft JhengHei" w:eastAsia="Microsoft JhengHei"/>
+                <w:sz w:val="18"/>
+              </w:rPr>
+              <w:t>0.94</w:t>
+            </w:r>
+          </w:p>
+        </w:tc>
+        <w:tc>
+          <w:tcPr>
+            <w:tcW w:type="dxa" w:w="960"/>
+          </w:tcPr>
+          <w:p>
+            <w:r>
+              <w:rPr>
+                <w:rFonts w:ascii="Microsoft JhengHei" w:hAnsi="Microsoft JhengHei" w:eastAsia="Microsoft JhengHei"/>
+                <w:sz w:val="18"/>
+              </w:rPr>
+              <w:t>$-161</w:t>
+            </w:r>
+          </w:p>
+        </w:tc>
+        <w:tc>
+          <w:tcPr>
+            <w:tcW w:type="dxa" w:w="960"/>
+          </w:tcPr>
+          <w:p>
+            <w:r>
+              <w:rPr>
+                <w:rFonts w:ascii="Microsoft JhengHei" w:hAnsi="Microsoft JhengHei" w:eastAsia="Microsoft JhengHei"/>
+                <w:sz w:val="18"/>
+              </w:rPr>
+              <w:t>$-36</w:t>
+            </w:r>
+          </w:p>
+        </w:tc>
+        <w:tc>
+          <w:tcPr>
+            <w:tcW w:type="dxa" w:w="960"/>
+          </w:tcPr>
+          <w:p>
+            <w:r>
+              <w:rPr>
+                <w:rFonts w:ascii="Microsoft JhengHei" w:hAnsi="Microsoft JhengHei" w:eastAsia="Microsoft JhengHei"/>
+                <w:sz w:val="18"/>
+              </w:rPr>
+              <w:t>0.137</w:t>
+            </w:r>
+          </w:p>
+        </w:tc>
+      </w:tr>
+    </w:tbl>
+    <w:p/>
+    <w:p>
+      <w:r>
+        <w:rPr>
+          <w:rFonts w:ascii="Microsoft JhengHei" w:hAnsi="Microsoft JhengHei" w:eastAsia="Microsoft JhengHei"/>
+          <w:sz w:val="22"/>
+        </w:rPr>
+        <w:t>有一個值得留意但未達顯著的一致方向：6 個規格中，compression 狀態下的平均 net PnL 全部比 normal 狀態更差。沒有任何一個單獨達到 5% 顯著水準且未經多重檢定校正，樣本數也偏小（compression 子樣本僅 26-145 筆），應留待 Phase 3/4 用更大樣本或更精細的模型重新檢驗，不應直接當作可交易訊號。</w:t>
+      </w:r>
+    </w:p>
+    <w:p>
+      <w:r>
+        <w:br w:type="page"/>
+      </w:r>
+    </w:p>
+    <w:p>
+      <w:pPr>
+        <w:pStyle w:val="Heading2"/>
+      </w:pPr>
+      <w:r>
+        <w:rPr>
+          <w:rFonts w:ascii="Microsoft JhengHei" w:hAnsi="Microsoft JhengHei" w:eastAsia="Microsoft JhengHei"/>
+          <w:b/>
+          <w:sz w:val="28"/>
+        </w:rPr>
+        <w:t>4. 圖表</w:t>
+      </w:r>
+    </w:p>
+    <w:p>
+      <w:r>
+        <w:drawing>
+          <wp:inline xmlns:a="http://schemas.openxmlformats.org/drawingml/2006/main" xmlns:pic="http://schemas.openxmlformats.org/drawingml/2006/picture">
+            <wp:extent cx="5040000" cy="3360000"/>
+            <wp:docPr id="4" name="Picture 4"/>
+            <wp:cNvGraphicFramePr>
+              <a:graphicFrameLocks noChangeAspect="1"/>
+            </wp:cNvGraphicFramePr>
+            <a:graphic>
+              <a:graphicData uri="http://schemas.openxmlformats.org/drawingml/2006/picture">
+                <pic:pic>
+                  <pic:nvPicPr>
+                    <pic:cNvPr id="0" name="h2_breakeven_probability.png"/>
+                    <pic:cNvPicPr/>
+                  </pic:nvPicPr>
+                  <pic:blipFill>
+                    <a:blip r:embed="rId12"/>
+                    <a:stretch>
+                      <a:fillRect/>
+                    </a:stretch>
+                  </pic:blipFill>
+                  <pic:spPr>
+                    <a:xfrm>
+                      <a:off x="0" y="0"/>
+                      <a:ext cx="5040000" cy="3360000"/>
+                    </a:xfrm>
+                    <a:prstGeom prst="rect"/>
+                  </pic:spPr>
+                </pic:pic>
+              </a:graphicData>
+            </a:graphic>
+          </wp:inline>
+        </w:drawing>
+      </w:r>
+    </w:p>
+    <w:p>
+      <w:pPr>
+        <w:jc w:val="center"/>
+      </w:pPr>
+      <w:r>
+        <w:rPr>
+          <w:rFonts w:ascii="Microsoft JhengHei" w:hAnsi="Microsoft JhengHei" w:eastAsia="Microsoft JhengHei"/>
+          <w:sz w:val="18"/>
+        </w:rPr>
+        <w:t>圖 4：Compression vs normal regime 的真實 breakeven 機率</w:t>
+      </w:r>
+    </w:p>
+    <w:p/>
+    <w:p>
+      <w:r>
+        <w:drawing>
+          <wp:inline xmlns:a="http://schemas.openxmlformats.org/drawingml/2006/main" xmlns:pic="http://schemas.openxmlformats.org/drawingml/2006/picture">
+            <wp:extent cx="5040000" cy="3360000"/>
+            <wp:docPr id="5" name="Picture 5"/>
+            <wp:cNvGraphicFramePr>
+              <a:graphicFrameLocks noChangeAspect="1"/>
+            </wp:cNvGraphicFramePr>
+            <a:graphic>
+              <a:graphicData uri="http://schemas.openxmlformats.org/drawingml/2006/picture">
+                <pic:pic>
+                  <pic:nvPicPr>
+                    <pic:cNvPr id="0" name="h2_net_pnl_by_regime.png"/>
+                    <pic:cNvPicPr/>
+                  </pic:nvPicPr>
+                  <pic:blipFill>
+                    <a:blip r:embed="rId13"/>
+                    <a:stretch>
+                      <a:fillRect/>
+                    </a:stretch>
+                  </pic:blipFill>
+                  <pic:spPr>
+                    <a:xfrm>
+                      <a:off x="0" y="0"/>
+                      <a:ext cx="5040000" cy="3360000"/>
+                    </a:xfrm>
+                    <a:prstGeom prst="rect"/>
+                  </pic:spPr>
+                </pic:pic>
+              </a:graphicData>
+            </a:graphic>
+          </wp:inline>
+        </w:drawing>
+      </w:r>
+    </w:p>
+    <w:p>
+      <w:pPr>
+        <w:jc w:val="center"/>
+      </w:pPr>
+      <w:r>
+        <w:rPr>
+          <w:rFonts w:ascii="Microsoft JhengHei" w:hAnsi="Microsoft JhengHei" w:eastAsia="Microsoft JhengHei"/>
+          <w:sz w:val="18"/>
+        </w:rPr>
+        <w:t>圖 5：兩種 regime 下的真實 net PnL 分布</w:t>
+      </w:r>
+    </w:p>
+    <w:p/>
+    <w:p>
+      <w:pPr>
+        <w:pStyle w:val="Heading2"/>
+      </w:pPr>
+      <w:r>
+        <w:rPr>
+          <w:rFonts w:ascii="Microsoft JhengHei" w:hAnsi="Microsoft JhengHei" w:eastAsia="Microsoft JhengHei"/>
+          <w:b/>
+          <w:sz w:val="28"/>
+        </w:rPr>
+        <w:t>5. 下一步</w:t>
+      </w:r>
+    </w:p>
+    <w:p>
+      <w:r>
+        <w:rPr>
+          <w:rFonts w:ascii="Microsoft JhengHei" w:hAnsi="Microsoft JhengHei" w:eastAsia="Microsoft JhengHei"/>
+          <w:sz w:val="22"/>
+        </w:rPr>
+        <w:t>Phase 3 的多變量機率模型必須納入 option-cost features（iv_minus_rv、straddle_premium_pct 等），不能只用價格壓縮特徵，因為 H2 已證明單一 compression 規則對真實 breakeven 機率沒有單變量預測力。Compression 下 PnL 偏負但未顯著的觀察，可作為 Phase 3 模型是否真的捕捉到交互作用的檢查點。</w:t>
       </w:r>
     </w:p>
     <w:sectPr>

--- a/reports/research_report.docx
+++ b/reports/research_report.docx
@@ -38,7 +38,7 @@
           <w:color w:val="404040"/>
           <w:sz w:val="36"/>
         </w:rPr>
-        <w:t>Phase 1 &amp; 2 研究報告：市場事件研究與 Breakeven 資料集</w:t>
+        <w:t>Phase 1-3 研究報告：市場事件、Breakeven 資料集與機率模型</w:t>
       </w:r>
     </w:p>
     <w:p/>
@@ -3477,6 +3477,463 @@
         <w:t>Phase 3 的多變量機率模型必須納入 option-cost features（iv_minus_rv、straddle_premium_pct 等），不能只用價格壓縮特徵，因為 H2 已證明單一 compression 規則對真實 breakeven 機率沒有單變量預測力。Compression 下 PnL 偏負但未顯著的觀察，可作為 Phase 3 模型是否真的捕捉到交互作用的檢查點。</w:t>
       </w:r>
     </w:p>
+    <w:p>
+      <w:r>
+        <w:br w:type="page"/>
+      </w:r>
+    </w:p>
+    <w:p>
+      <w:pPr>
+        <w:pStyle w:val="Heading1"/>
+      </w:pPr>
+      <w:r>
+        <w:rPr>
+          <w:rFonts w:ascii="Microsoft JhengHei" w:hAnsi="Microsoft JhengHei" w:eastAsia="Microsoft JhengHei"/>
+          <w:b/>
+          <w:sz w:val="36"/>
+        </w:rPr>
+        <w:t>Part C: Phase 3 — Probability Model（H3-H5）</w:t>
+      </w:r>
+    </w:p>
+    <w:p>
+      <w:pPr>
+        <w:pStyle w:val="Heading2"/>
+      </w:pPr>
+      <w:r>
+        <w:rPr>
+          <w:rFonts w:ascii="Microsoft JhengHei" w:hAnsi="Microsoft JhengHei" w:eastAsia="Microsoft JhengHei"/>
+          <w:b/>
+          <w:sz w:val="28"/>
+        </w:rPr>
+        <w:t>1. 資料與方法</w:t>
+      </w:r>
+    </w:p>
+    <w:p>
+      <w:r>
+        <w:rPr>
+          <w:rFonts w:ascii="Microsoft JhengHei" w:hAnsi="Microsoft JhengHei" w:eastAsia="Microsoft JhengHei"/>
+          <w:sz w:val="22"/>
+        </w:rPr>
+        <w:t>• 特徵：22 個變數：波動率、壓縮、動能、選擇權成本四大類（見 configs/model.yaml）</w:t>
+      </w:r>
+    </w:p>
+    <w:p>
+      <w:r>
+        <w:rPr>
+          <w:rFonts w:ascii="Microsoft JhengHei" w:hAnsi="Microsoft JhengHei" w:eastAsia="Microsoft JhengHei"/>
+          <w:sz w:val="22"/>
+        </w:rPr>
+        <w:t>• 標籤：target_expiry（Phase 2 的真實 breakeven 事件）</w:t>
+      </w:r>
+    </w:p>
+    <w:p>
+      <w:r>
+        <w:rPr>
+          <w:rFonts w:ascii="Microsoft JhengHei" w:hAnsi="Microsoft JhengHei" w:eastAsia="Microsoft JhengHei"/>
+          <w:sz w:val="22"/>
+        </w:rPr>
+        <w:t>• 驗證方式：Walk-forward expanding window：初始訓練 6 年，之後每次測試 1 年，共 8 個 fold（2019-2026 上半年）</w:t>
+      </w:r>
+    </w:p>
+    <w:p>
+      <w:r>
+        <w:rPr>
+          <w:rFonts w:ascii="Microsoft JhengHei" w:hAnsi="Microsoft JhengHei" w:eastAsia="Microsoft JhengHei"/>
+          <w:sz w:val="22"/>
+        </w:rPr>
+        <w:t>• 模型：dummy_prior、compression_rule、logistic_regression（22 特徵）、random_forest（300 棵淺樹）</w:t>
+      </w:r>
+    </w:p>
+    <w:p>
+      <w:r>
+        <w:rPr>
+          <w:rFonts w:ascii="Microsoft JhengHei" w:hAnsi="Microsoft JhengHei" w:eastAsia="Microsoft JhengHei"/>
+          <w:sz w:val="22"/>
+        </w:rPr>
+        <w:t>• 校準：Sigmoid (Platt) 為主，isotonic 為對照（樣本量小，isotonic 較不穩定）</w:t>
+      </w:r>
+    </w:p>
+    <w:p>
+      <w:r>
+        <w:rPr>
+          <w:rFonts w:ascii="Microsoft JhengHei" w:hAnsi="Microsoft JhengHei" w:eastAsia="Microsoft JhengHei"/>
+          <w:sz w:val="22"/>
+        </w:rPr>
+        <w:t>• 超參數：事先固定於 configs/model.yaml，不在 fold 內調參，避免疊加資料窺探風險</w:t>
+      </w:r>
+    </w:p>
+    <w:p>
+      <w:r>
+        <w:rPr>
+          <w:rFonts w:ascii="Microsoft JhengHei" w:hAnsi="Microsoft JhengHei" w:eastAsia="Microsoft JhengHei"/>
+          <w:sz w:val="22"/>
+        </w:rPr>
+        <w:t>所有 scaling、calibration（內部 5-fold CV）與模型訓練，都嚴格限制在該 fold 的訓練窗口內完成，測試窗口的任何一筆資料都不會被用於挑選特徵、校準或調參。</w:t>
+      </w:r>
+    </w:p>
+    <w:p>
+      <w:pPr>
+        <w:pStyle w:val="Heading2"/>
+      </w:pPr>
+      <w:r>
+        <w:rPr>
+          <w:rFonts w:ascii="Microsoft JhengHei" w:hAnsi="Microsoft JhengHei" w:eastAsia="Microsoft JhengHei"/>
+          <w:b/>
+          <w:sz w:val="28"/>
+        </w:rPr>
+        <w:t>2. 主要結果（SPY, pooled OOS, n=378）</w:t>
+      </w:r>
+    </w:p>
+    <w:tbl>
+      <w:tblPr>
+        <w:tblStyle w:val="LightGrid-Accent1"/>
+        <w:tblW w:type="auto" w:w="0"/>
+        <w:tblLook w:firstColumn="1" w:firstRow="1" w:lastColumn="0" w:lastRow="0" w:noHBand="0" w:noVBand="1" w:val="04A0"/>
+      </w:tblPr>
+      <w:tblGrid>
+        <w:gridCol w:w="4320"/>
+        <w:gridCol w:w="4320"/>
+      </w:tblGrid>
+      <w:tr>
+        <w:tc>
+          <w:tcPr>
+            <w:tcW w:type="dxa" w:w="4320"/>
+          </w:tcPr>
+          <w:p>
+            <w:r>
+              <w:rPr>
+                <w:rFonts w:ascii="Microsoft JhengHei" w:hAnsi="Microsoft JhengHei" w:eastAsia="Microsoft JhengHei"/>
+                <w:b/>
+              </w:rPr>
+              <w:t>模型</w:t>
+            </w:r>
+          </w:p>
+        </w:tc>
+        <w:tc>
+          <w:tcPr>
+            <w:tcW w:type="dxa" w:w="4320"/>
+          </w:tcPr>
+          <w:p>
+            <w:r>
+              <w:rPr>
+                <w:rFonts w:ascii="Microsoft JhengHei" w:hAnsi="Microsoft JhengHei" w:eastAsia="Microsoft JhengHei"/>
+                <w:b/>
+              </w:rPr>
+              <w:t>結果</w:t>
+            </w:r>
+          </w:p>
+        </w:tc>
+      </w:tr>
+      <w:tr>
+        <w:tc>
+          <w:tcPr>
+            <w:tcW w:type="dxa" w:w="4320"/>
+          </w:tcPr>
+          <w:p>
+            <w:r>
+              <w:rPr>
+                <w:rFonts w:ascii="Microsoft JhengHei" w:hAnsi="Microsoft JhengHei" w:eastAsia="Microsoft JhengHei"/>
+              </w:rPr>
+              <w:t>dummy_prior（無條件歷史發生率）</w:t>
+            </w:r>
+          </w:p>
+        </w:tc>
+        <w:tc>
+          <w:tcPr>
+            <w:tcW w:type="dxa" w:w="4320"/>
+          </w:tcPr>
+          <w:p>
+            <w:r>
+              <w:rPr>
+                <w:rFonts w:ascii="Microsoft JhengHei" w:hAnsi="Microsoft JhengHei" w:eastAsia="Microsoft JhengHei"/>
+              </w:rPr>
+              <w:t>ROC-AUC 0.437, Brier 0.2508</w:t>
+            </w:r>
+          </w:p>
+        </w:tc>
+      </w:tr>
+      <w:tr>
+        <w:tc>
+          <w:tcPr>
+            <w:tcW w:type="dxa" w:w="4320"/>
+          </w:tcPr>
+          <w:p>
+            <w:r>
+              <w:rPr>
+                <w:rFonts w:ascii="Microsoft JhengHei" w:hAnsi="Microsoft JhengHei" w:eastAsia="Microsoft JhengHei"/>
+              </w:rPr>
+              <w:t>compression_rule（單一 compression 規則）</w:t>
+            </w:r>
+          </w:p>
+        </w:tc>
+        <w:tc>
+          <w:tcPr>
+            <w:tcW w:type="dxa" w:w="4320"/>
+          </w:tcPr>
+          <w:p>
+            <w:r>
+              <w:rPr>
+                <w:rFonts w:ascii="Microsoft JhengHei" w:hAnsi="Microsoft JhengHei" w:eastAsia="Microsoft JhengHei"/>
+              </w:rPr>
+              <w:t>ROC-AUC 0.437, Brier 0.2527</w:t>
+            </w:r>
+          </w:p>
+        </w:tc>
+      </w:tr>
+      <w:tr>
+        <w:tc>
+          <w:tcPr>
+            <w:tcW w:type="dxa" w:w="4320"/>
+          </w:tcPr>
+          <w:p>
+            <w:r>
+              <w:rPr>
+                <w:rFonts w:ascii="Microsoft JhengHei" w:hAnsi="Microsoft JhengHei" w:eastAsia="Microsoft JhengHei"/>
+              </w:rPr>
+              <w:t>logistic_regression（22 特徵）</w:t>
+            </w:r>
+          </w:p>
+        </w:tc>
+        <w:tc>
+          <w:tcPr>
+            <w:tcW w:type="dxa" w:w="4320"/>
+          </w:tcPr>
+          <w:p>
+            <w:r>
+              <w:rPr>
+                <w:rFonts w:ascii="Microsoft JhengHei" w:hAnsi="Microsoft JhengHei" w:eastAsia="Microsoft JhengHei"/>
+              </w:rPr>
+              <w:t>ROC-AUC 0.502, Brier 0.2521</w:t>
+            </w:r>
+          </w:p>
+        </w:tc>
+      </w:tr>
+      <w:tr>
+        <w:tc>
+          <w:tcPr>
+            <w:tcW w:type="dxa" w:w="4320"/>
+          </w:tcPr>
+          <w:p>
+            <w:r>
+              <w:rPr>
+                <w:rFonts w:ascii="Microsoft JhengHei" w:hAnsi="Microsoft JhengHei" w:eastAsia="Microsoft JhengHei"/>
+              </w:rPr>
+              <w:t>random_forest（22 特徵，300 棵樹）</w:t>
+            </w:r>
+          </w:p>
+        </w:tc>
+        <w:tc>
+          <w:tcPr>
+            <w:tcW w:type="dxa" w:w="4320"/>
+          </w:tcPr>
+          <w:p>
+            <w:r>
+              <w:rPr>
+                <w:rFonts w:ascii="Microsoft JhengHei" w:hAnsi="Microsoft JhengHei" w:eastAsia="Microsoft JhengHei"/>
+              </w:rPr>
+              <w:t>ROC-AUC 0.516, Brier 0.2533</w:t>
+            </w:r>
+          </w:p>
+        </w:tc>
+      </w:tr>
+    </w:tbl>
+    <w:p/>
+    <w:p>
+      <w:r>
+        <w:rPr>
+          <w:rFonts w:ascii="Microsoft JhengHei" w:hAnsi="Microsoft JhengHei" w:eastAsia="Microsoft JhengHei"/>
+          <w:sz w:val="22"/>
+        </w:rPr>
+        <w:t>結論：四個模型的樣本外判別力都接近隨機猜測（ROC-AUC 0.50 為隨機基準），沒有一個模型展現出可靠的預測力。Random Forest 名目最高但差距極小，且 Brier score 幾乎與最無資訊量的 dummy_prior 基準相同。這與 Phase 2 的 H2 結果完全一致：增加模型複雜度並不能無中生有創造出資料本身不存在的訊號。</w:t>
+      </w:r>
+    </w:p>
+    <w:p>
+      <w:r>
+        <w:br w:type="page"/>
+      </w:r>
+    </w:p>
+    <w:p>
+      <w:pPr>
+        <w:pStyle w:val="Heading2"/>
+      </w:pPr>
+      <w:r>
+        <w:rPr>
+          <w:rFonts w:ascii="Microsoft JhengHei" w:hAnsi="Microsoft JhengHei" w:eastAsia="Microsoft JhengHei"/>
+          <w:b/>
+          <w:sz w:val="28"/>
+        </w:rPr>
+        <w:t>3. 圖表</w:t>
+      </w:r>
+    </w:p>
+    <w:p>
+      <w:r>
+        <w:drawing>
+          <wp:inline xmlns:a="http://schemas.openxmlformats.org/drawingml/2006/main" xmlns:pic="http://schemas.openxmlformats.org/drawingml/2006/picture">
+            <wp:extent cx="5400000" cy="5400000"/>
+            <wp:docPr id="6" name="Picture 6"/>
+            <wp:cNvGraphicFramePr>
+              <a:graphicFrameLocks noChangeAspect="1"/>
+            </wp:cNvGraphicFramePr>
+            <a:graphic>
+              <a:graphicData uri="http://schemas.openxmlformats.org/drawingml/2006/picture">
+                <pic:pic>
+                  <pic:nvPicPr>
+                    <pic:cNvPr id="0" name="phase3_calibration_curve.png"/>
+                    <pic:cNvPicPr/>
+                  </pic:nvPicPr>
+                  <pic:blipFill>
+                    <a:blip r:embed="rId14"/>
+                    <a:stretch>
+                      <a:fillRect/>
+                    </a:stretch>
+                  </pic:blipFill>
+                  <pic:spPr>
+                    <a:xfrm>
+                      <a:off x="0" y="0"/>
+                      <a:ext cx="5400000" cy="5400000"/>
+                    </a:xfrm>
+                    <a:prstGeom prst="rect"/>
+                  </pic:spPr>
+                </pic:pic>
+              </a:graphicData>
+            </a:graphic>
+          </wp:inline>
+        </w:drawing>
+      </w:r>
+    </w:p>
+    <w:p>
+      <w:pPr>
+        <w:jc w:val="center"/>
+      </w:pPr>
+      <w:r>
+        <w:rPr>
+          <w:rFonts w:ascii="Microsoft JhengHei" w:hAnsi="Microsoft JhengHei" w:eastAsia="Microsoft JhengHei"/>
+          <w:sz w:val="18"/>
+        </w:rPr>
+        <w:t>圖 6：四個模型（SPY, sigmoid 校準）的 calibration curve</w:t>
+      </w:r>
+    </w:p>
+    <w:p/>
+    <w:p>
+      <w:r>
+        <w:drawing>
+          <wp:inline xmlns:a="http://schemas.openxmlformats.org/drawingml/2006/main" xmlns:pic="http://schemas.openxmlformats.org/drawingml/2006/picture">
+            <wp:extent cx="5400000" cy="5400000"/>
+            <wp:docPr id="7" name="Picture 7"/>
+            <wp:cNvGraphicFramePr>
+              <a:graphicFrameLocks noChangeAspect="1"/>
+            </wp:cNvGraphicFramePr>
+            <a:graphic>
+              <a:graphicData uri="http://schemas.openxmlformats.org/drawingml/2006/picture">
+                <pic:pic>
+                  <pic:nvPicPr>
+                    <pic:cNvPr id="0" name="phase3_roc_curve.png"/>
+                    <pic:cNvPicPr/>
+                  </pic:nvPicPr>
+                  <pic:blipFill>
+                    <a:blip r:embed="rId15"/>
+                    <a:stretch>
+                      <a:fillRect/>
+                    </a:stretch>
+                  </pic:blipFill>
+                  <pic:spPr>
+                    <a:xfrm>
+                      <a:off x="0" y="0"/>
+                      <a:ext cx="5400000" cy="5400000"/>
+                    </a:xfrm>
+                    <a:prstGeom prst="rect"/>
+                  </pic:spPr>
+                </pic:pic>
+              </a:graphicData>
+            </a:graphic>
+          </wp:inline>
+        </w:drawing>
+      </w:r>
+    </w:p>
+    <w:p>
+      <w:pPr>
+        <w:jc w:val="center"/>
+      </w:pPr>
+      <w:r>
+        <w:rPr>
+          <w:rFonts w:ascii="Microsoft JhengHei" w:hAnsi="Microsoft JhengHei" w:eastAsia="Microsoft JhengHei"/>
+          <w:sz w:val="18"/>
+        </w:rPr>
+        <w:t>圖 7：四個模型的 ROC curve（pooled OOS）</w:t>
+      </w:r>
+    </w:p>
+    <w:p/>
+    <w:p>
+      <w:r>
+        <w:drawing>
+          <wp:inline xmlns:a="http://schemas.openxmlformats.org/drawingml/2006/main" xmlns:pic="http://schemas.openxmlformats.org/drawingml/2006/picture">
+            <wp:extent cx="5400000" cy="2492308"/>
+            <wp:docPr id="8" name="Picture 8"/>
+            <wp:cNvGraphicFramePr>
+              <a:graphicFrameLocks noChangeAspect="1"/>
+            </wp:cNvGraphicFramePr>
+            <a:graphic>
+              <a:graphicData uri="http://schemas.openxmlformats.org/drawingml/2006/picture">
+                <pic:pic>
+                  <pic:nvPicPr>
+                    <pic:cNvPr id="0" name="phase3_feature_importance.png"/>
+                    <pic:cNvPicPr/>
+                  </pic:nvPicPr>
+                  <pic:blipFill>
+                    <a:blip r:embed="rId16"/>
+                    <a:stretch>
+                      <a:fillRect/>
+                    </a:stretch>
+                  </pic:blipFill>
+                  <pic:spPr>
+                    <a:xfrm>
+                      <a:off x="0" y="0"/>
+                      <a:ext cx="5400000" cy="2492308"/>
+                    </a:xfrm>
+                    <a:prstGeom prst="rect"/>
+                  </pic:spPr>
+                </pic:pic>
+              </a:graphicData>
+            </a:graphic>
+          </wp:inline>
+        </w:drawing>
+      </w:r>
+    </w:p>
+    <w:p>
+      <w:pPr>
+        <w:jc w:val="center"/>
+      </w:pPr>
+      <w:r>
+        <w:rPr>
+          <w:rFonts w:ascii="Microsoft JhengHei" w:hAnsi="Microsoft JhengHei" w:eastAsia="Microsoft JhengHei"/>
+          <w:sz w:val="18"/>
+        </w:rPr>
+        <w:t>圖 8：Logistic Regression 係數與 Random Forest feature importance</w:t>
+      </w:r>
+    </w:p>
+    <w:p/>
+    <w:p>
+      <w:pPr>
+        <w:pStyle w:val="Heading2"/>
+      </w:pPr>
+      <w:r>
+        <w:rPr>
+          <w:rFonts w:ascii="Microsoft JhengHei" w:hAnsi="Microsoft JhengHei" w:eastAsia="Microsoft JhengHei"/>
+          <w:b/>
+          <w:sz w:val="28"/>
+        </w:rPr>
+        <w:t>4. 下一步</w:t>
+      </w:r>
+    </w:p>
+    <w:p>
+      <w:r>
+        <w:rPr>
+          <w:rFonts w:ascii="Microsoft JhengHei" w:hAnsi="Microsoft JhengHei" w:eastAsia="Microsoft JhengHei"/>
+          <w:sz w:val="22"/>
+        </w:rPr>
+        <w:t>既然 Phase 3 沒有找到可靠的機率判別力，Phase 4 的 probability-filtered strategy 預期不會顯著優於無條件買進或 compression 規則。但仍值得執行 Phase 4：策略績效與機率判別力是不同的評估維度，門檻篩選仍可能透過避開少數極端虧損交易而改善風險調整後績效，需要實際跑過回測才能確認或證偽。</w:t>
+      </w:r>
+    </w:p>
     <w:sectPr>
       <w:pgSz w:w="12240" w:h="15840"/>
       <w:pgMar w:top="1440" w:right="1800" w:bottom="1440" w:left="1800" w:header="720" w:footer="720" w:gutter="0"/>

--- a/reports/research_report.docx
+++ b/reports/research_report.docx
@@ -38,7 +38,7 @@
           <w:color w:val="404040"/>
           <w:sz w:val="36"/>
         </w:rPr>
-        <w:t>Phase 1-3 研究報告：市場事件、Breakeven 資料集與機率模型</w:t>
+        <w:t>Phase 1-4 研究報告（完整版）：市場事件、Breakeven 資料集、機率模型與策略比較</w:t>
       </w:r>
     </w:p>
     <w:p/>
@@ -3934,6 +3934,1263 @@
         <w:t>既然 Phase 3 沒有找到可靠的機率判別力，Phase 4 的 probability-filtered strategy 預期不會顯著優於無條件買進或 compression 規則。但仍值得執行 Phase 4：策略績效與機率判別力是不同的評估維度，門檻篩選仍可能透過避開少數極端虧損交易而改善風險調整後績效，需要實際跑過回測才能確認或證偽。</w:t>
       </w:r>
     </w:p>
+    <w:p>
+      <w:r>
+        <w:br w:type="page"/>
+      </w:r>
+    </w:p>
+    <w:p>
+      <w:pPr>
+        <w:pStyle w:val="Heading1"/>
+      </w:pPr>
+      <w:r>
+        <w:rPr>
+          <w:rFonts w:ascii="Microsoft JhengHei" w:hAnsi="Microsoft JhengHei" w:eastAsia="Microsoft JhengHei"/>
+          <w:b/>
+          <w:sz w:val="36"/>
+        </w:rPr>
+        <w:t>Part D: Phase 4 — Strategy Comparison（H6）</w:t>
+      </w:r>
+    </w:p>
+    <w:p>
+      <w:pPr>
+        <w:pStyle w:val="Heading2"/>
+      </w:pPr>
+      <w:r>
+        <w:rPr>
+          <w:rFonts w:ascii="Microsoft JhengHei" w:hAnsi="Microsoft JhengHei" w:eastAsia="Microsoft JhengHei"/>
+          <w:b/>
+          <w:sz w:val="28"/>
+        </w:rPr>
+        <w:t>1. 方法</w:t>
+      </w:r>
+    </w:p>
+    <w:p>
+      <w:r>
+        <w:rPr>
+          <w:rFonts w:ascii="Microsoft JhengHei" w:hAnsi="Microsoft JhengHei" w:eastAsia="Microsoft JhengHei"/>
+          <w:sz w:val="22"/>
+        </w:rPr>
+        <w:t>比較三種進場策略：A（無條件買進）、B（僅在 compression regime 進場）、C（機率篩選，Phase 3 Logistic Regression sigmoid 校準預測機率 &gt; 該 fold 訓練集自身預測機率中位數）。三者都限制在 2019-2026 共同窗口（與 Phase 3 walk-forward 測試期間相同），因為 Strategy C 只有這段期間有誠實的樣本外機率。Strategy C 的門檻只用該 fold 的訓練集資料計算，套用到下一個測試窗口，未曾使用測試期資料。</w:t>
+      </w:r>
+    </w:p>
+    <w:p>
+      <w:pPr>
+        <w:pStyle w:val="Heading2"/>
+      </w:pPr>
+      <w:r>
+        <w:rPr>
+          <w:rFonts w:ascii="Microsoft JhengHei" w:hAnsi="Microsoft JhengHei" w:eastAsia="Microsoft JhengHei"/>
+          <w:b/>
+          <w:sz w:val="28"/>
+        </w:rPr>
+        <w:t>2. 主要結果（共同窗口，n=378）</w:t>
+      </w:r>
+    </w:p>
+    <w:tbl>
+      <w:tblPr>
+        <w:tblStyle w:val="LightGrid-Accent1"/>
+        <w:tblW w:type="auto" w:w="0"/>
+        <w:tblLook w:firstColumn="1" w:firstRow="1" w:lastColumn="0" w:lastRow="0" w:noHBand="0" w:noVBand="1" w:val="04A0"/>
+      </w:tblPr>
+      <w:tblGrid>
+        <w:gridCol w:w="1080"/>
+        <w:gridCol w:w="1080"/>
+        <w:gridCol w:w="1080"/>
+        <w:gridCol w:w="1080"/>
+        <w:gridCol w:w="1080"/>
+        <w:gridCol w:w="1080"/>
+        <w:gridCol w:w="1080"/>
+        <w:gridCol w:w="1080"/>
+      </w:tblGrid>
+      <w:tr>
+        <w:tc>
+          <w:tcPr>
+            <w:tcW w:type="dxa" w:w="1080"/>
+          </w:tcPr>
+          <w:p>
+            <w:r>
+              <w:rPr>
+                <w:rFonts w:ascii="Microsoft JhengHei" w:hAnsi="Microsoft JhengHei" w:eastAsia="Microsoft JhengHei"/>
+                <w:b/>
+                <w:sz w:val="18"/>
+              </w:rPr>
+              <w:t>Ticker</w:t>
+            </w:r>
+          </w:p>
+        </w:tc>
+        <w:tc>
+          <w:tcPr>
+            <w:tcW w:type="dxa" w:w="1080"/>
+          </w:tcPr>
+          <w:p>
+            <w:r>
+              <w:rPr>
+                <w:rFonts w:ascii="Microsoft JhengHei" w:hAnsi="Microsoft JhengHei" w:eastAsia="Microsoft JhengHei"/>
+                <w:b/>
+                <w:sz w:val="18"/>
+              </w:rPr>
+              <w:t>Strategy</w:t>
+            </w:r>
+          </w:p>
+        </w:tc>
+        <w:tc>
+          <w:tcPr>
+            <w:tcW w:type="dxa" w:w="1080"/>
+          </w:tcPr>
+          <w:p>
+            <w:r>
+              <w:rPr>
+                <w:rFonts w:ascii="Microsoft JhengHei" w:hAnsi="Microsoft JhengHei" w:eastAsia="Microsoft JhengHei"/>
+                <w:b/>
+                <w:sz w:val="18"/>
+              </w:rPr>
+              <w:t>Trades</w:t>
+            </w:r>
+          </w:p>
+        </w:tc>
+        <w:tc>
+          <w:tcPr>
+            <w:tcW w:type="dxa" w:w="1080"/>
+          </w:tcPr>
+          <w:p>
+            <w:r>
+              <w:rPr>
+                <w:rFonts w:ascii="Microsoft JhengHei" w:hAnsi="Microsoft JhengHei" w:eastAsia="Microsoft JhengHei"/>
+                <w:b/>
+                <w:sz w:val="18"/>
+              </w:rPr>
+              <w:t>Win rate</w:t>
+            </w:r>
+          </w:p>
+        </w:tc>
+        <w:tc>
+          <w:tcPr>
+            <w:tcW w:type="dxa" w:w="1080"/>
+          </w:tcPr>
+          <w:p>
+            <w:r>
+              <w:rPr>
+                <w:rFonts w:ascii="Microsoft JhengHei" w:hAnsi="Microsoft JhengHei" w:eastAsia="Microsoft JhengHei"/>
+                <w:b/>
+                <w:sz w:val="18"/>
+              </w:rPr>
+              <w:t>Avg PnL</w:t>
+            </w:r>
+          </w:p>
+        </w:tc>
+        <w:tc>
+          <w:tcPr>
+            <w:tcW w:type="dxa" w:w="1080"/>
+          </w:tcPr>
+          <w:p>
+            <w:r>
+              <w:rPr>
+                <w:rFonts w:ascii="Microsoft JhengHei" w:hAnsi="Microsoft JhengHei" w:eastAsia="Microsoft JhengHei"/>
+                <w:b/>
+                <w:sz w:val="18"/>
+              </w:rPr>
+              <w:t>Max DD</w:t>
+            </w:r>
+          </w:p>
+        </w:tc>
+        <w:tc>
+          <w:tcPr>
+            <w:tcW w:type="dxa" w:w="1080"/>
+          </w:tcPr>
+          <w:p>
+            <w:r>
+              <w:rPr>
+                <w:rFonts w:ascii="Microsoft JhengHei" w:hAnsi="Microsoft JhengHei" w:eastAsia="Microsoft JhengHei"/>
+                <w:b/>
+                <w:sz w:val="18"/>
+              </w:rPr>
+              <w:t>CVaR(5%)</w:t>
+            </w:r>
+          </w:p>
+        </w:tc>
+        <w:tc>
+          <w:tcPr>
+            <w:tcW w:type="dxa" w:w="1080"/>
+          </w:tcPr>
+          <w:p>
+            <w:r>
+              <w:rPr>
+                <w:rFonts w:ascii="Microsoft JhengHei" w:hAnsi="Microsoft JhengHei" w:eastAsia="Microsoft JhengHei"/>
+                <w:b/>
+                <w:sz w:val="18"/>
+              </w:rPr>
+              <w:t>Streak</w:t>
+            </w:r>
+          </w:p>
+        </w:tc>
+      </w:tr>
+      <w:tr>
+        <w:tc>
+          <w:tcPr>
+            <w:tcW w:type="dxa" w:w="1080"/>
+          </w:tcPr>
+          <w:p>
+            <w:r>
+              <w:rPr>
+                <w:rFonts w:ascii="Microsoft JhengHei" w:hAnsi="Microsoft JhengHei" w:eastAsia="Microsoft JhengHei"/>
+                <w:sz w:val="17"/>
+              </w:rPr>
+              <w:t>SPY</w:t>
+            </w:r>
+          </w:p>
+        </w:tc>
+        <w:tc>
+          <w:tcPr>
+            <w:tcW w:type="dxa" w:w="1080"/>
+          </w:tcPr>
+          <w:p>
+            <w:r>
+              <w:rPr>
+                <w:rFonts w:ascii="Microsoft JhengHei" w:hAnsi="Microsoft JhengHei" w:eastAsia="Microsoft JhengHei"/>
+                <w:sz w:val="17"/>
+              </w:rPr>
+              <w:t>A unconditional</w:t>
+            </w:r>
+          </w:p>
+        </w:tc>
+        <w:tc>
+          <w:tcPr>
+            <w:tcW w:type="dxa" w:w="1080"/>
+          </w:tcPr>
+          <w:p>
+            <w:r>
+              <w:rPr>
+                <w:rFonts w:ascii="Microsoft JhengHei" w:hAnsi="Microsoft JhengHei" w:eastAsia="Microsoft JhengHei"/>
+                <w:sz w:val="17"/>
+              </w:rPr>
+              <w:t>378</w:t>
+            </w:r>
+          </w:p>
+        </w:tc>
+        <w:tc>
+          <w:tcPr>
+            <w:tcW w:type="dxa" w:w="1080"/>
+          </w:tcPr>
+          <w:p>
+            <w:r>
+              <w:rPr>
+                <w:rFonts w:ascii="Microsoft JhengHei" w:hAnsi="Microsoft JhengHei" w:eastAsia="Microsoft JhengHei"/>
+                <w:sz w:val="17"/>
+              </w:rPr>
+              <w:t>44.7%</w:t>
+            </w:r>
+          </w:p>
+        </w:tc>
+        <w:tc>
+          <w:tcPr>
+            <w:tcW w:type="dxa" w:w="1080"/>
+          </w:tcPr>
+          <w:p>
+            <w:r>
+              <w:rPr>
+                <w:rFonts w:ascii="Microsoft JhengHei" w:hAnsi="Microsoft JhengHei" w:eastAsia="Microsoft JhengHei"/>
+                <w:sz w:val="17"/>
+              </w:rPr>
+              <w:t>$-64</w:t>
+            </w:r>
+          </w:p>
+        </w:tc>
+        <w:tc>
+          <w:tcPr>
+            <w:tcW w:type="dxa" w:w="1080"/>
+          </w:tcPr>
+          <w:p>
+            <w:r>
+              <w:rPr>
+                <w:rFonts w:ascii="Microsoft JhengHei" w:hAnsi="Microsoft JhengHei" w:eastAsia="Microsoft JhengHei"/>
+                <w:sz w:val="17"/>
+              </w:rPr>
+              <w:t>$-48720</w:t>
+            </w:r>
+          </w:p>
+        </w:tc>
+        <w:tc>
+          <w:tcPr>
+            <w:tcW w:type="dxa" w:w="1080"/>
+          </w:tcPr>
+          <w:p>
+            <w:r>
+              <w:rPr>
+                <w:rFonts w:ascii="Microsoft JhengHei" w:hAnsi="Microsoft JhengHei" w:eastAsia="Microsoft JhengHei"/>
+                <w:sz w:val="17"/>
+              </w:rPr>
+              <w:t>$-2031</w:t>
+            </w:r>
+          </w:p>
+        </w:tc>
+        <w:tc>
+          <w:tcPr>
+            <w:tcW w:type="dxa" w:w="1080"/>
+          </w:tcPr>
+          <w:p>
+            <w:r>
+              <w:rPr>
+                <w:rFonts w:ascii="Microsoft JhengHei" w:hAnsi="Microsoft JhengHei" w:eastAsia="Microsoft JhengHei"/>
+                <w:sz w:val="17"/>
+              </w:rPr>
+              <w:t>23</w:t>
+            </w:r>
+          </w:p>
+        </w:tc>
+      </w:tr>
+      <w:tr>
+        <w:tc>
+          <w:tcPr>
+            <w:tcW w:type="dxa" w:w="1080"/>
+          </w:tcPr>
+          <w:p>
+            <w:r>
+              <w:rPr>
+                <w:rFonts w:ascii="Microsoft JhengHei" w:hAnsi="Microsoft JhengHei" w:eastAsia="Microsoft JhengHei"/>
+                <w:sz w:val="17"/>
+              </w:rPr>
+              <w:t>SPY</w:t>
+            </w:r>
+          </w:p>
+        </w:tc>
+        <w:tc>
+          <w:tcPr>
+            <w:tcW w:type="dxa" w:w="1080"/>
+          </w:tcPr>
+          <w:p>
+            <w:r>
+              <w:rPr>
+                <w:rFonts w:ascii="Microsoft JhengHei" w:hAnsi="Microsoft JhengHei" w:eastAsia="Microsoft JhengHei"/>
+                <w:sz w:val="17"/>
+              </w:rPr>
+              <w:t>B compression rule</w:t>
+            </w:r>
+          </w:p>
+        </w:tc>
+        <w:tc>
+          <w:tcPr>
+            <w:tcW w:type="dxa" w:w="1080"/>
+          </w:tcPr>
+          <w:p>
+            <w:r>
+              <w:rPr>
+                <w:rFonts w:ascii="Microsoft JhengHei" w:hAnsi="Microsoft JhengHei" w:eastAsia="Microsoft JhengHei"/>
+                <w:sz w:val="17"/>
+              </w:rPr>
+              <w:t>46</w:t>
+            </w:r>
+          </w:p>
+        </w:tc>
+        <w:tc>
+          <w:tcPr>
+            <w:tcW w:type="dxa" w:w="1080"/>
+          </w:tcPr>
+          <w:p>
+            <w:r>
+              <w:rPr>
+                <w:rFonts w:ascii="Microsoft JhengHei" w:hAnsi="Microsoft JhengHei" w:eastAsia="Microsoft JhengHei"/>
+                <w:sz w:val="17"/>
+              </w:rPr>
+              <w:t>37.0%</w:t>
+            </w:r>
+          </w:p>
+        </w:tc>
+        <w:tc>
+          <w:tcPr>
+            <w:tcW w:type="dxa" w:w="1080"/>
+          </w:tcPr>
+          <w:p>
+            <w:r>
+              <w:rPr>
+                <w:rFonts w:ascii="Microsoft JhengHei" w:hAnsi="Microsoft JhengHei" w:eastAsia="Microsoft JhengHei"/>
+                <w:sz w:val="17"/>
+              </w:rPr>
+              <w:t>$-381</w:t>
+            </w:r>
+          </w:p>
+        </w:tc>
+        <w:tc>
+          <w:tcPr>
+            <w:tcW w:type="dxa" w:w="1080"/>
+          </w:tcPr>
+          <w:p>
+            <w:r>
+              <w:rPr>
+                <w:rFonts w:ascii="Microsoft JhengHei" w:hAnsi="Microsoft JhengHei" w:eastAsia="Microsoft JhengHei"/>
+                <w:sz w:val="17"/>
+              </w:rPr>
+              <w:t>$-19161</w:t>
+            </w:r>
+          </w:p>
+        </w:tc>
+        <w:tc>
+          <w:tcPr>
+            <w:tcW w:type="dxa" w:w="1080"/>
+          </w:tcPr>
+          <w:p>
+            <w:r>
+              <w:rPr>
+                <w:rFonts w:ascii="Microsoft JhengHei" w:hAnsi="Microsoft JhengHei" w:eastAsia="Microsoft JhengHei"/>
+                <w:sz w:val="17"/>
+              </w:rPr>
+              <w:t>n/a</w:t>
+            </w:r>
+          </w:p>
+        </w:tc>
+        <w:tc>
+          <w:tcPr>
+            <w:tcW w:type="dxa" w:w="1080"/>
+          </w:tcPr>
+          <w:p>
+            <w:r>
+              <w:rPr>
+                <w:rFonts w:ascii="Microsoft JhengHei" w:hAnsi="Microsoft JhengHei" w:eastAsia="Microsoft JhengHei"/>
+                <w:sz w:val="17"/>
+              </w:rPr>
+              <w:t>6</w:t>
+            </w:r>
+          </w:p>
+        </w:tc>
+      </w:tr>
+      <w:tr>
+        <w:tc>
+          <w:tcPr>
+            <w:tcW w:type="dxa" w:w="1080"/>
+          </w:tcPr>
+          <w:p>
+            <w:r>
+              <w:rPr>
+                <w:rFonts w:ascii="Microsoft JhengHei" w:hAnsi="Microsoft JhengHei" w:eastAsia="Microsoft JhengHei"/>
+                <w:sz w:val="17"/>
+              </w:rPr>
+              <w:t>SPY</w:t>
+            </w:r>
+          </w:p>
+        </w:tc>
+        <w:tc>
+          <w:tcPr>
+            <w:tcW w:type="dxa" w:w="1080"/>
+          </w:tcPr>
+          <w:p>
+            <w:r>
+              <w:rPr>
+                <w:rFonts w:ascii="Microsoft JhengHei" w:hAnsi="Microsoft JhengHei" w:eastAsia="Microsoft JhengHei"/>
+                <w:sz w:val="17"/>
+              </w:rPr>
+              <w:t>C probability filtered</w:t>
+            </w:r>
+          </w:p>
+        </w:tc>
+        <w:tc>
+          <w:tcPr>
+            <w:tcW w:type="dxa" w:w="1080"/>
+          </w:tcPr>
+          <w:p>
+            <w:r>
+              <w:rPr>
+                <w:rFonts w:ascii="Microsoft JhengHei" w:hAnsi="Microsoft JhengHei" w:eastAsia="Microsoft JhengHei"/>
+                <w:sz w:val="17"/>
+              </w:rPr>
+              <w:t>234</w:t>
+            </w:r>
+          </w:p>
+        </w:tc>
+        <w:tc>
+          <w:tcPr>
+            <w:tcW w:type="dxa" w:w="1080"/>
+          </w:tcPr>
+          <w:p>
+            <w:r>
+              <w:rPr>
+                <w:rFonts w:ascii="Microsoft JhengHei" w:hAnsi="Microsoft JhengHei" w:eastAsia="Microsoft JhengHei"/>
+                <w:sz w:val="17"/>
+              </w:rPr>
+              <w:t>45.7%</w:t>
+            </w:r>
+          </w:p>
+        </w:tc>
+        <w:tc>
+          <w:tcPr>
+            <w:tcW w:type="dxa" w:w="1080"/>
+          </w:tcPr>
+          <w:p>
+            <w:r>
+              <w:rPr>
+                <w:rFonts w:ascii="Microsoft JhengHei" w:hAnsi="Microsoft JhengHei" w:eastAsia="Microsoft JhengHei"/>
+                <w:sz w:val="17"/>
+              </w:rPr>
+              <w:t>$-68</w:t>
+            </w:r>
+          </w:p>
+        </w:tc>
+        <w:tc>
+          <w:tcPr>
+            <w:tcW w:type="dxa" w:w="1080"/>
+          </w:tcPr>
+          <w:p>
+            <w:r>
+              <w:rPr>
+                <w:rFonts w:ascii="Microsoft JhengHei" w:hAnsi="Microsoft JhengHei" w:eastAsia="Microsoft JhengHei"/>
+                <w:sz w:val="17"/>
+              </w:rPr>
+              <w:t>$-27104</w:t>
+            </w:r>
+          </w:p>
+        </w:tc>
+        <w:tc>
+          <w:tcPr>
+            <w:tcW w:type="dxa" w:w="1080"/>
+          </w:tcPr>
+          <w:p>
+            <w:r>
+              <w:rPr>
+                <w:rFonts w:ascii="Microsoft JhengHei" w:hAnsi="Microsoft JhengHei" w:eastAsia="Microsoft JhengHei"/>
+                <w:sz w:val="17"/>
+              </w:rPr>
+              <w:t>$-2086</w:t>
+            </w:r>
+          </w:p>
+        </w:tc>
+        <w:tc>
+          <w:tcPr>
+            <w:tcW w:type="dxa" w:w="1080"/>
+          </w:tcPr>
+          <w:p>
+            <w:r>
+              <w:rPr>
+                <w:rFonts w:ascii="Microsoft JhengHei" w:hAnsi="Microsoft JhengHei" w:eastAsia="Microsoft JhengHei"/>
+                <w:sz w:val="17"/>
+              </w:rPr>
+              <w:t>14</w:t>
+            </w:r>
+          </w:p>
+        </w:tc>
+      </w:tr>
+      <w:tr>
+        <w:tc>
+          <w:tcPr>
+            <w:tcW w:type="dxa" w:w="1080"/>
+          </w:tcPr>
+          <w:p>
+            <w:r>
+              <w:rPr>
+                <w:rFonts w:ascii="Microsoft JhengHei" w:hAnsi="Microsoft JhengHei" w:eastAsia="Microsoft JhengHei"/>
+                <w:sz w:val="17"/>
+              </w:rPr>
+              <w:t>QQQ</w:t>
+            </w:r>
+          </w:p>
+        </w:tc>
+        <w:tc>
+          <w:tcPr>
+            <w:tcW w:type="dxa" w:w="1080"/>
+          </w:tcPr>
+          <w:p>
+            <w:r>
+              <w:rPr>
+                <w:rFonts w:ascii="Microsoft JhengHei" w:hAnsi="Microsoft JhengHei" w:eastAsia="Microsoft JhengHei"/>
+                <w:sz w:val="17"/>
+              </w:rPr>
+              <w:t>A unconditional</w:t>
+            </w:r>
+          </w:p>
+        </w:tc>
+        <w:tc>
+          <w:tcPr>
+            <w:tcW w:type="dxa" w:w="1080"/>
+          </w:tcPr>
+          <w:p>
+            <w:r>
+              <w:rPr>
+                <w:rFonts w:ascii="Microsoft JhengHei" w:hAnsi="Microsoft JhengHei" w:eastAsia="Microsoft JhengHei"/>
+                <w:sz w:val="17"/>
+              </w:rPr>
+              <w:t>378</w:t>
+            </w:r>
+          </w:p>
+        </w:tc>
+        <w:tc>
+          <w:tcPr>
+            <w:tcW w:type="dxa" w:w="1080"/>
+          </w:tcPr>
+          <w:p>
+            <w:r>
+              <w:rPr>
+                <w:rFonts w:ascii="Microsoft JhengHei" w:hAnsi="Microsoft JhengHei" w:eastAsia="Microsoft JhengHei"/>
+                <w:sz w:val="17"/>
+              </w:rPr>
+              <w:t>46.3%</w:t>
+            </w:r>
+          </w:p>
+        </w:tc>
+        <w:tc>
+          <w:tcPr>
+            <w:tcW w:type="dxa" w:w="1080"/>
+          </w:tcPr>
+          <w:p>
+            <w:r>
+              <w:rPr>
+                <w:rFonts w:ascii="Microsoft JhengHei" w:hAnsi="Microsoft JhengHei" w:eastAsia="Microsoft JhengHei"/>
+                <w:sz w:val="17"/>
+              </w:rPr>
+              <w:t>$-80</w:t>
+            </w:r>
+          </w:p>
+        </w:tc>
+        <w:tc>
+          <w:tcPr>
+            <w:tcW w:type="dxa" w:w="1080"/>
+          </w:tcPr>
+          <w:p>
+            <w:r>
+              <w:rPr>
+                <w:rFonts w:ascii="Microsoft JhengHei" w:hAnsi="Microsoft JhengHei" w:eastAsia="Microsoft JhengHei"/>
+                <w:sz w:val="17"/>
+              </w:rPr>
+              <w:t>$-54440</w:t>
+            </w:r>
+          </w:p>
+        </w:tc>
+        <w:tc>
+          <w:tcPr>
+            <w:tcW w:type="dxa" w:w="1080"/>
+          </w:tcPr>
+          <w:p>
+            <w:r>
+              <w:rPr>
+                <w:rFonts w:ascii="Microsoft JhengHei" w:hAnsi="Microsoft JhengHei" w:eastAsia="Microsoft JhengHei"/>
+                <w:sz w:val="17"/>
+              </w:rPr>
+              <w:t>$-2433</w:t>
+            </w:r>
+          </w:p>
+        </w:tc>
+        <w:tc>
+          <w:tcPr>
+            <w:tcW w:type="dxa" w:w="1080"/>
+          </w:tcPr>
+          <w:p>
+            <w:r>
+              <w:rPr>
+                <w:rFonts w:ascii="Microsoft JhengHei" w:hAnsi="Microsoft JhengHei" w:eastAsia="Microsoft JhengHei"/>
+                <w:sz w:val="17"/>
+              </w:rPr>
+              <w:t>17</w:t>
+            </w:r>
+          </w:p>
+        </w:tc>
+      </w:tr>
+      <w:tr>
+        <w:tc>
+          <w:tcPr>
+            <w:tcW w:type="dxa" w:w="1080"/>
+          </w:tcPr>
+          <w:p>
+            <w:r>
+              <w:rPr>
+                <w:rFonts w:ascii="Microsoft JhengHei" w:hAnsi="Microsoft JhengHei" w:eastAsia="Microsoft JhengHei"/>
+                <w:sz w:val="17"/>
+              </w:rPr>
+              <w:t>QQQ</w:t>
+            </w:r>
+          </w:p>
+        </w:tc>
+        <w:tc>
+          <w:tcPr>
+            <w:tcW w:type="dxa" w:w="1080"/>
+          </w:tcPr>
+          <w:p>
+            <w:r>
+              <w:rPr>
+                <w:rFonts w:ascii="Microsoft JhengHei" w:hAnsi="Microsoft JhengHei" w:eastAsia="Microsoft JhengHei"/>
+                <w:sz w:val="17"/>
+              </w:rPr>
+              <w:t>B compression rule</w:t>
+            </w:r>
+          </w:p>
+        </w:tc>
+        <w:tc>
+          <w:tcPr>
+            <w:tcW w:type="dxa" w:w="1080"/>
+          </w:tcPr>
+          <w:p>
+            <w:r>
+              <w:rPr>
+                <w:rFonts w:ascii="Microsoft JhengHei" w:hAnsi="Microsoft JhengHei" w:eastAsia="Microsoft JhengHei"/>
+                <w:sz w:val="17"/>
+              </w:rPr>
+              <w:t>52</w:t>
+            </w:r>
+          </w:p>
+        </w:tc>
+        <w:tc>
+          <w:tcPr>
+            <w:tcW w:type="dxa" w:w="1080"/>
+          </w:tcPr>
+          <w:p>
+            <w:r>
+              <w:rPr>
+                <w:rFonts w:ascii="Microsoft JhengHei" w:hAnsi="Microsoft JhengHei" w:eastAsia="Microsoft JhengHei"/>
+                <w:sz w:val="17"/>
+              </w:rPr>
+              <w:t>44.2%</w:t>
+            </w:r>
+          </w:p>
+        </w:tc>
+        <w:tc>
+          <w:tcPr>
+            <w:tcW w:type="dxa" w:w="1080"/>
+          </w:tcPr>
+          <w:p>
+            <w:r>
+              <w:rPr>
+                <w:rFonts w:ascii="Microsoft JhengHei" w:hAnsi="Microsoft JhengHei" w:eastAsia="Microsoft JhengHei"/>
+                <w:sz w:val="17"/>
+              </w:rPr>
+              <w:t>$-182</w:t>
+            </w:r>
+          </w:p>
+        </w:tc>
+        <w:tc>
+          <w:tcPr>
+            <w:tcW w:type="dxa" w:w="1080"/>
+          </w:tcPr>
+          <w:p>
+            <w:r>
+              <w:rPr>
+                <w:rFonts w:ascii="Microsoft JhengHei" w:hAnsi="Microsoft JhengHei" w:eastAsia="Microsoft JhengHei"/>
+                <w:sz w:val="17"/>
+              </w:rPr>
+              <w:t>$-12870</w:t>
+            </w:r>
+          </w:p>
+        </w:tc>
+        <w:tc>
+          <w:tcPr>
+            <w:tcW w:type="dxa" w:w="1080"/>
+          </w:tcPr>
+          <w:p>
+            <w:r>
+              <w:rPr>
+                <w:rFonts w:ascii="Microsoft JhengHei" w:hAnsi="Microsoft JhengHei" w:eastAsia="Microsoft JhengHei"/>
+                <w:sz w:val="17"/>
+              </w:rPr>
+              <w:t>n/a</w:t>
+            </w:r>
+          </w:p>
+        </w:tc>
+        <w:tc>
+          <w:tcPr>
+            <w:tcW w:type="dxa" w:w="1080"/>
+          </w:tcPr>
+          <w:p>
+            <w:r>
+              <w:rPr>
+                <w:rFonts w:ascii="Microsoft JhengHei" w:hAnsi="Microsoft JhengHei" w:eastAsia="Microsoft JhengHei"/>
+                <w:sz w:val="17"/>
+              </w:rPr>
+              <w:t>5</w:t>
+            </w:r>
+          </w:p>
+        </w:tc>
+      </w:tr>
+      <w:tr>
+        <w:tc>
+          <w:tcPr>
+            <w:tcW w:type="dxa" w:w="1080"/>
+          </w:tcPr>
+          <w:p>
+            <w:r>
+              <w:rPr>
+                <w:rFonts w:ascii="Microsoft JhengHei" w:hAnsi="Microsoft JhengHei" w:eastAsia="Microsoft JhengHei"/>
+                <w:sz w:val="17"/>
+              </w:rPr>
+              <w:t>QQQ</w:t>
+            </w:r>
+          </w:p>
+        </w:tc>
+        <w:tc>
+          <w:tcPr>
+            <w:tcW w:type="dxa" w:w="1080"/>
+          </w:tcPr>
+          <w:p>
+            <w:r>
+              <w:rPr>
+                <w:rFonts w:ascii="Microsoft JhengHei" w:hAnsi="Microsoft JhengHei" w:eastAsia="Microsoft JhengHei"/>
+                <w:sz w:val="17"/>
+              </w:rPr>
+              <w:t>C probability filtered</w:t>
+            </w:r>
+          </w:p>
+        </w:tc>
+        <w:tc>
+          <w:tcPr>
+            <w:tcW w:type="dxa" w:w="1080"/>
+          </w:tcPr>
+          <w:p>
+            <w:r>
+              <w:rPr>
+                <w:rFonts w:ascii="Microsoft JhengHei" w:hAnsi="Microsoft JhengHei" w:eastAsia="Microsoft JhengHei"/>
+                <w:sz w:val="17"/>
+              </w:rPr>
+              <w:t>172</w:t>
+            </w:r>
+          </w:p>
+        </w:tc>
+        <w:tc>
+          <w:tcPr>
+            <w:tcW w:type="dxa" w:w="1080"/>
+          </w:tcPr>
+          <w:p>
+            <w:r>
+              <w:rPr>
+                <w:rFonts w:ascii="Microsoft JhengHei" w:hAnsi="Microsoft JhengHei" w:eastAsia="Microsoft JhengHei"/>
+                <w:sz w:val="17"/>
+              </w:rPr>
+              <w:t>48.8%</w:t>
+            </w:r>
+          </w:p>
+        </w:tc>
+        <w:tc>
+          <w:tcPr>
+            <w:tcW w:type="dxa" w:w="1080"/>
+          </w:tcPr>
+          <w:p>
+            <w:r>
+              <w:rPr>
+                <w:rFonts w:ascii="Microsoft JhengHei" w:hAnsi="Microsoft JhengHei" w:eastAsia="Microsoft JhengHei"/>
+                <w:sz w:val="17"/>
+              </w:rPr>
+              <w:t>$47</w:t>
+            </w:r>
+          </w:p>
+        </w:tc>
+        <w:tc>
+          <w:tcPr>
+            <w:tcW w:type="dxa" w:w="1080"/>
+          </w:tcPr>
+          <w:p>
+            <w:r>
+              <w:rPr>
+                <w:rFonts w:ascii="Microsoft JhengHei" w:hAnsi="Microsoft JhengHei" w:eastAsia="Microsoft JhengHei"/>
+                <w:sz w:val="17"/>
+              </w:rPr>
+              <w:t>$-18316</w:t>
+            </w:r>
+          </w:p>
+        </w:tc>
+        <w:tc>
+          <w:tcPr>
+            <w:tcW w:type="dxa" w:w="1080"/>
+          </w:tcPr>
+          <w:p>
+            <w:r>
+              <w:rPr>
+                <w:rFonts w:ascii="Microsoft JhengHei" w:hAnsi="Microsoft JhengHei" w:eastAsia="Microsoft JhengHei"/>
+                <w:sz w:val="17"/>
+              </w:rPr>
+              <w:t>$-2839</w:t>
+            </w:r>
+          </w:p>
+        </w:tc>
+        <w:tc>
+          <w:tcPr>
+            <w:tcW w:type="dxa" w:w="1080"/>
+          </w:tcPr>
+          <w:p>
+            <w:r>
+              <w:rPr>
+                <w:rFonts w:ascii="Microsoft JhengHei" w:hAnsi="Microsoft JhengHei" w:eastAsia="Microsoft JhengHei"/>
+                <w:sz w:val="17"/>
+              </w:rPr>
+              <w:t>9</w:t>
+            </w:r>
+          </w:p>
+        </w:tc>
+      </w:tr>
+    </w:tbl>
+    <w:p/>
+    <w:p>
+      <w:r>
+        <w:rPr>
+          <w:rFonts w:ascii="Microsoft JhengHei" w:hAnsi="Microsoft JhengHei" w:eastAsia="Microsoft JhengHei"/>
+          <w:sz w:val="22"/>
+        </w:rPr>
+        <w:t>結論：H6 沒有被支持。Strategy C 與 Strategy A 在統計上無法區分（SPY 與 QQQ 的成對檢定 p 值皆遠高於 0.05），與 Phase 3 的近乎隨機判別力一致。Strategy B 在 SPY 上顯著劣於 A（Welch p=0.015），但更適合厚尾分布的 Mann-Whitney 檢定未達顯著（p=0.086），證據強度中等。QQQ 的 Strategy C 視覺上優於 A（權益曲線見圖 9-10），但個別交易標準差（約 $1,600）遠大於兩者平均差距，統計上不顯著。</w:t>
+      </w:r>
+    </w:p>
+    <w:p>
+      <w:r>
+        <w:br w:type="page"/>
+      </w:r>
+    </w:p>
+    <w:p>
+      <w:pPr>
+        <w:pStyle w:val="Heading2"/>
+      </w:pPr>
+      <w:r>
+        <w:rPr>
+          <w:rFonts w:ascii="Microsoft JhengHei" w:hAnsi="Microsoft JhengHei" w:eastAsia="Microsoft JhengHei"/>
+          <w:b/>
+          <w:sz w:val="28"/>
+        </w:rPr>
+        <w:t>3. 權益曲線</w:t>
+      </w:r>
+    </w:p>
+    <w:p>
+      <w:r>
+        <w:drawing>
+          <wp:inline xmlns:a="http://schemas.openxmlformats.org/drawingml/2006/main" xmlns:pic="http://schemas.openxmlformats.org/drawingml/2006/picture">
+            <wp:extent cx="5400000" cy="3375000"/>
+            <wp:docPr id="9" name="Picture 9"/>
+            <wp:cNvGraphicFramePr>
+              <a:graphicFrameLocks noChangeAspect="1"/>
+            </wp:cNvGraphicFramePr>
+            <a:graphic>
+              <a:graphicData uri="http://schemas.openxmlformats.org/drawingml/2006/picture">
+                <pic:pic>
+                  <pic:nvPicPr>
+                    <pic:cNvPr id="0" name="phase4_spy_equity_curves.png"/>
+                    <pic:cNvPicPr/>
+                  </pic:nvPicPr>
+                  <pic:blipFill>
+                    <a:blip r:embed="rId17"/>
+                    <a:stretch>
+                      <a:fillRect/>
+                    </a:stretch>
+                  </pic:blipFill>
+                  <pic:spPr>
+                    <a:xfrm>
+                      <a:off x="0" y="0"/>
+                      <a:ext cx="5400000" cy="3375000"/>
+                    </a:xfrm>
+                    <a:prstGeom prst="rect"/>
+                  </pic:spPr>
+                </pic:pic>
+              </a:graphicData>
+            </a:graphic>
+          </wp:inline>
+        </w:drawing>
+      </w:r>
+    </w:p>
+    <w:p>
+      <w:pPr>
+        <w:jc w:val="center"/>
+      </w:pPr>
+      <w:r>
+        <w:rPr>
+          <w:rFonts w:ascii="Microsoft JhengHei" w:hAnsi="Microsoft JhengHei" w:eastAsia="Microsoft JhengHei"/>
+          <w:sz w:val="18"/>
+        </w:rPr>
+        <w:t>圖 9：SPY 三種策略權益曲線（共同窗口）</w:t>
+      </w:r>
+    </w:p>
+    <w:p/>
+    <w:p>
+      <w:r>
+        <w:drawing>
+          <wp:inline xmlns:a="http://schemas.openxmlformats.org/drawingml/2006/main" xmlns:pic="http://schemas.openxmlformats.org/drawingml/2006/picture">
+            <wp:extent cx="5400000" cy="3375000"/>
+            <wp:docPr id="10" name="Picture 10"/>
+            <wp:cNvGraphicFramePr>
+              <a:graphicFrameLocks noChangeAspect="1"/>
+            </wp:cNvGraphicFramePr>
+            <a:graphic>
+              <a:graphicData uri="http://schemas.openxmlformats.org/drawingml/2006/picture">
+                <pic:pic>
+                  <pic:nvPicPr>
+                    <pic:cNvPr id="0" name="phase4_qqq_equity_curves.png"/>
+                    <pic:cNvPicPr/>
+                  </pic:nvPicPr>
+                  <pic:blipFill>
+                    <a:blip r:embed="rId18"/>
+                    <a:stretch>
+                      <a:fillRect/>
+                    </a:stretch>
+                  </pic:blipFill>
+                  <pic:spPr>
+                    <a:xfrm>
+                      <a:off x="0" y="0"/>
+                      <a:ext cx="5400000" cy="3375000"/>
+                    </a:xfrm>
+                    <a:prstGeom prst="rect"/>
+                  </pic:spPr>
+                </pic:pic>
+              </a:graphicData>
+            </a:graphic>
+          </wp:inline>
+        </w:drawing>
+      </w:r>
+    </w:p>
+    <w:p>
+      <w:pPr>
+        <w:jc w:val="center"/>
+      </w:pPr>
+      <w:r>
+        <w:rPr>
+          <w:rFonts w:ascii="Microsoft JhengHei" w:hAnsi="Microsoft JhengHei" w:eastAsia="Microsoft JhengHei"/>
+          <w:sz w:val="18"/>
+        </w:rPr>
+        <w:t>圖 10：QQQ 三種策略權益曲線（共同窗口）</w:t>
+      </w:r>
+    </w:p>
+    <w:p/>
+    <w:p>
+      <w:pPr>
+        <w:pStyle w:val="Heading2"/>
+      </w:pPr>
+      <w:r>
+        <w:rPr>
+          <w:rFonts w:ascii="Microsoft JhengHei" w:hAnsi="Microsoft JhengHei" w:eastAsia="Microsoft JhengHei"/>
+          <w:b/>
+          <w:sz w:val="28"/>
+        </w:rPr>
+        <w:t>4. 研究鏈總結</w:t>
+      </w:r>
+    </w:p>
+    <w:tbl>
+      <w:tblPr>
+        <w:tblStyle w:val="LightGrid-Accent1"/>
+        <w:tblW w:type="auto" w:w="0"/>
+        <w:tblLook w:firstColumn="1" w:firstRow="1" w:lastColumn="0" w:lastRow="0" w:noHBand="0" w:noVBand="1" w:val="04A0"/>
+      </w:tblPr>
+      <w:tblGrid>
+        <w:gridCol w:w="2880"/>
+        <w:gridCol w:w="2880"/>
+        <w:gridCol w:w="2880"/>
+      </w:tblGrid>
+      <w:tr>
+        <w:tc>
+          <w:tcPr>
+            <w:tcW w:type="dxa" w:w="2880"/>
+          </w:tcPr>
+          <w:p>
+            <w:r>
+              <w:rPr>
+                <w:rFonts w:ascii="Microsoft JhengHei" w:hAnsi="Microsoft JhengHei" w:eastAsia="Microsoft JhengHei"/>
+                <w:b/>
+              </w:rPr>
+              <w:t>問題</w:t>
+            </w:r>
+          </w:p>
+        </w:tc>
+        <w:tc>
+          <w:tcPr>
+            <w:tcW w:type="dxa" w:w="2880"/>
+          </w:tcPr>
+          <w:p>
+            <w:r>
+              <w:rPr>
+                <w:rFonts w:ascii="Microsoft JhengHei" w:hAnsi="Microsoft JhengHei" w:eastAsia="Microsoft JhengHei"/>
+                <w:b/>
+              </w:rPr>
+              <w:t>階段</w:t>
+            </w:r>
+          </w:p>
+        </w:tc>
+        <w:tc>
+          <w:tcPr>
+            <w:tcW w:type="dxa" w:w="2880"/>
+          </w:tcPr>
+          <w:p>
+            <w:r>
+              <w:rPr>
+                <w:rFonts w:ascii="Microsoft JhengHei" w:hAnsi="Microsoft JhengHei" w:eastAsia="Microsoft JhengHei"/>
+                <w:b/>
+              </w:rPr>
+              <w:t>結論</w:t>
+            </w:r>
+          </w:p>
+        </w:tc>
+      </w:tr>
+      <w:tr>
+        <w:tc>
+          <w:tcPr>
+            <w:tcW w:type="dxa" w:w="2880"/>
+          </w:tcPr>
+          <w:p>
+            <w:r>
+              <w:rPr>
+                <w:rFonts w:ascii="Microsoft JhengHei" w:hAnsi="Microsoft JhengHei" w:eastAsia="Microsoft JhengHei"/>
+                <w:sz w:val="20"/>
+              </w:rPr>
+              <w:t>H1：波動壓縮是否預測未來較大絕對報酬？</w:t>
+            </w:r>
+          </w:p>
+        </w:tc>
+        <w:tc>
+          <w:tcPr>
+            <w:tcW w:type="dxa" w:w="2880"/>
+          </w:tcPr>
+          <w:p>
+            <w:r>
+              <w:rPr>
+                <w:rFonts w:ascii="Microsoft JhengHei" w:hAnsi="Microsoft JhengHei" w:eastAsia="Microsoft JhengHei"/>
+                <w:sz w:val="20"/>
+              </w:rPr>
+              <w:t>Phase 1</w:t>
+            </w:r>
+          </w:p>
+        </w:tc>
+        <w:tc>
+          <w:tcPr>
+            <w:tcW w:type="dxa" w:w="2880"/>
+          </w:tcPr>
+          <w:p>
+            <w:r>
+              <w:rPr>
+                <w:rFonts w:ascii="Microsoft JhengHei" w:hAnsi="Microsoft JhengHei" w:eastAsia="Microsoft JhengHei"/>
+                <w:sz w:val="20"/>
+              </w:rPr>
+              <w:t>否——方向相反（12/12 規格顯著）</w:t>
+            </w:r>
+          </w:p>
+        </w:tc>
+      </w:tr>
+      <w:tr>
+        <w:tc>
+          <w:tcPr>
+            <w:tcW w:type="dxa" w:w="2880"/>
+          </w:tcPr>
+          <w:p>
+            <w:r>
+              <w:rPr>
+                <w:rFonts w:ascii="Microsoft JhengHei" w:hAnsi="Microsoft JhengHei" w:eastAsia="Microsoft JhengHei"/>
+                <w:sz w:val="20"/>
+              </w:rPr>
+              <w:t>H2：壓縮是否提高真實 breakeven 機率？</w:t>
+            </w:r>
+          </w:p>
+        </w:tc>
+        <w:tc>
+          <w:tcPr>
+            <w:tcW w:type="dxa" w:w="2880"/>
+          </w:tcPr>
+          <w:p>
+            <w:r>
+              <w:rPr>
+                <w:rFonts w:ascii="Microsoft JhengHei" w:hAnsi="Microsoft JhengHei" w:eastAsia="Microsoft JhengHei"/>
+                <w:sz w:val="20"/>
+              </w:rPr>
+              <w:t>Phase 2</w:t>
+            </w:r>
+          </w:p>
+        </w:tc>
+        <w:tc>
+          <w:tcPr>
+            <w:tcW w:type="dxa" w:w="2880"/>
+          </w:tcPr>
+          <w:p>
+            <w:r>
+              <w:rPr>
+                <w:rFonts w:ascii="Microsoft JhengHei" w:hAnsi="Microsoft JhengHei" w:eastAsia="Microsoft JhengHei"/>
+                <w:sz w:val="20"/>
+              </w:rPr>
+              <w:t>沒有證據（6/6 規格無顯著差異）</w:t>
+            </w:r>
+          </w:p>
+        </w:tc>
+      </w:tr>
+      <w:tr>
+        <w:tc>
+          <w:tcPr>
+            <w:tcW w:type="dxa" w:w="2880"/>
+          </w:tcPr>
+          <w:p>
+            <w:r>
+              <w:rPr>
+                <w:rFonts w:ascii="Microsoft JhengHei" w:hAnsi="Microsoft JhengHei" w:eastAsia="Microsoft JhengHei"/>
+                <w:sz w:val="20"/>
+              </w:rPr>
+              <w:t>H3-H5：多變量模型是否有可靠判別力？</w:t>
+            </w:r>
+          </w:p>
+        </w:tc>
+        <w:tc>
+          <w:tcPr>
+            <w:tcW w:type="dxa" w:w="2880"/>
+          </w:tcPr>
+          <w:p>
+            <w:r>
+              <w:rPr>
+                <w:rFonts w:ascii="Microsoft JhengHei" w:hAnsi="Microsoft JhengHei" w:eastAsia="Microsoft JhengHei"/>
+                <w:sz w:val="20"/>
+              </w:rPr>
+              <w:t>Phase 3</w:t>
+            </w:r>
+          </w:p>
+        </w:tc>
+        <w:tc>
+          <w:tcPr>
+            <w:tcW w:type="dxa" w:w="2880"/>
+          </w:tcPr>
+          <w:p>
+            <w:r>
+              <w:rPr>
+                <w:rFonts w:ascii="Microsoft JhengHei" w:hAnsi="Microsoft JhengHei" w:eastAsia="Microsoft JhengHei"/>
+                <w:sz w:val="20"/>
+              </w:rPr>
+              <w:t>否（pooled OOS ROC-AUC 皆接近 0.5）</w:t>
+            </w:r>
+          </w:p>
+        </w:tc>
+      </w:tr>
+      <w:tr>
+        <w:tc>
+          <w:tcPr>
+            <w:tcW w:type="dxa" w:w="2880"/>
+          </w:tcPr>
+          <w:p>
+            <w:r>
+              <w:rPr>
+                <w:rFonts w:ascii="Microsoft JhengHei" w:hAnsi="Microsoft JhengHei" w:eastAsia="Microsoft JhengHei"/>
+                <w:sz w:val="20"/>
+              </w:rPr>
+              <w:t>H6：機率篩選能否改善策略績效？</w:t>
+            </w:r>
+          </w:p>
+        </w:tc>
+        <w:tc>
+          <w:tcPr>
+            <w:tcW w:type="dxa" w:w="2880"/>
+          </w:tcPr>
+          <w:p>
+            <w:r>
+              <w:rPr>
+                <w:rFonts w:ascii="Microsoft JhengHei" w:hAnsi="Microsoft JhengHei" w:eastAsia="Microsoft JhengHei"/>
+                <w:sz w:val="20"/>
+              </w:rPr>
+              <w:t>Phase 4</w:t>
+            </w:r>
+          </w:p>
+        </w:tc>
+        <w:tc>
+          <w:tcPr>
+            <w:tcW w:type="dxa" w:w="2880"/>
+          </w:tcPr>
+          <w:p>
+            <w:r>
+              <w:rPr>
+                <w:rFonts w:ascii="Microsoft JhengHei" w:hAnsi="Microsoft JhengHei" w:eastAsia="Microsoft JhengHei"/>
+                <w:sz w:val="20"/>
+              </w:rPr>
+              <w:t>否（與無條件買進統計上無法區分）</w:t>
+            </w:r>
+          </w:p>
+        </w:tc>
+      </w:tr>
+    </w:tbl>
+    <w:p/>
+    <w:p>
+      <w:r>
+        <w:rPr>
+          <w:rFonts w:ascii="Microsoft JhengHei" w:hAnsi="Microsoft JhengHei" w:eastAsia="Microsoft JhengHei"/>
+          <w:sz w:val="22"/>
+        </w:rPr>
+        <w:t>這個結論本身就是這個專案的價值所在：它展示了一條完整、可重現、誠實面對虛無結果的量化研究流程——從市場假說、真實選擇權資料建構、嚴謹的樣本外驗證，到策略層級的統計檢定，每一步都沒有為了得到「漂亮的結果」而扭曲方法論或選擇性報告。低波動壓縮本身不是一個可以直接拿來交易 Long Straddle 的訊號，至少在本研究涵蓋的樣本、特徵與模型設定下是如此。</w:t>
+      </w:r>
+    </w:p>
     <w:sectPr>
       <w:pgSz w:w="12240" w:h="15840"/>
       <w:pgMar w:top="1440" w:right="1800" w:bottom="1440" w:left="1800" w:header="720" w:footer="720" w:gutter="0"/>
